--- a/4.质量管理/2.运行记录类文件/040211-2026年度运维服务质量管理计划.docx
+++ b/4.质量管理/2.运行记录类文件/040211-2026年度运维服务质量管理计划.docx
@@ -21,7 +21,7 @@
           <w:rFonts w:hint="default"/>
         </w:rPr>
       </w:pPr>
-      <w:bookmarkStart w:id="0" w:name="_Toc11822"/>
+      <w:bookmarkStart w:id="0" w:name="_Toc13783"/>
       <w:r>
         <w:t>202</w:t>
       </w:r>
@@ -60,7 +60,7 @@
         <w:widowControl w:val="0"/>
         <w:spacing w:after="2160"/>
       </w:pPr>
-      <w:bookmarkStart w:id="1" w:name="_Toc7313"/>
+      <w:bookmarkStart w:id="1" w:name="_Toc31720"/>
       <w:r>
         <w:t>江苏云储智能科技有限公司</w:t>
       </w:r>
@@ -160,7 +160,7 @@
           <w:szCs w:val="28"/>
         </w:rPr>
       </w:pPr>
-      <w:bookmarkStart w:id="2" w:name="_Toc28660"/>
+      <w:bookmarkStart w:id="2" w:name="_Toc16719"/>
       <w:r>
         <w:rPr>
           <w:rFonts w:ascii="宋体" w:hAnsi="宋体" w:cs="宋体"/>
@@ -268,17 +268,7 @@
               <w:t>6</w:t>
             </w:r>
             <w:r>
-              <w:t>年</w:t>
-            </w:r>
-            <w:r>
-              <w:rPr>
-                <w:rFonts w:hint="eastAsia"/>
-                <w:lang w:val="en-US" w:eastAsia="zh-CN"/>
-              </w:rPr>
-              <w:t>度</w:t>
-            </w:r>
-            <w:r>
-              <w:t>运维服务质量管理计划（JSYC-IT</w:t>
+              <w:t>年运维服务质量管理计划（JSYC-IT</w:t>
             </w:r>
             <w:r>
               <w:rPr>
@@ -846,7 +836,7 @@
               <w:rFonts w:ascii="Times New Roman" w:hAnsi="Times New Roman" w:eastAsia="Times New Roman" w:cs="Times New Roman"/>
               <w:szCs w:val="24"/>
             </w:rPr>
-            <w:instrText xml:space="preserve"> HYPERLINK \l _Toc11822 </w:instrText>
+            <w:instrText xml:space="preserve"> HYPERLINK \l _Toc13783 </w:instrText>
           </w:r>
           <w:r>
             <w:rPr>
@@ -885,7 +875,7 @@
             <w:fldChar w:fldCharType="begin"/>
           </w:r>
           <w:r>
-            <w:instrText xml:space="preserve"> PAGEREF _Toc11822 \h </w:instrText>
+            <w:instrText xml:space="preserve"> PAGEREF _Toc13783 \h </w:instrText>
           </w:r>
           <w:r>
             <w:fldChar w:fldCharType="separate"/>
@@ -923,7 +913,7 @@
               <w:rFonts w:ascii="Times New Roman" w:hAnsi="Times New Roman" w:eastAsia="Times New Roman" w:cs="Times New Roman"/>
               <w:szCs w:val="24"/>
             </w:rPr>
-            <w:instrText xml:space="preserve"> HYPERLINK \l _Toc7313 </w:instrText>
+            <w:instrText xml:space="preserve"> HYPERLINK \l _Toc31720 </w:instrText>
           </w:r>
           <w:r>
             <w:rPr>
@@ -942,7 +932,7 @@
             <w:fldChar w:fldCharType="begin"/>
           </w:r>
           <w:r>
-            <w:instrText xml:space="preserve"> PAGEREF _Toc7313 \h </w:instrText>
+            <w:instrText xml:space="preserve"> PAGEREF _Toc31720 \h </w:instrText>
           </w:r>
           <w:r>
             <w:fldChar w:fldCharType="separate"/>
@@ -980,7 +970,7 @@
               <w:rFonts w:ascii="Times New Roman" w:hAnsi="Times New Roman" w:eastAsia="Times New Roman" w:cs="Times New Roman"/>
               <w:szCs w:val="24"/>
             </w:rPr>
-            <w:instrText xml:space="preserve"> HYPERLINK \l _Toc28660 </w:instrText>
+            <w:instrText xml:space="preserve"> HYPERLINK \l _Toc16719 </w:instrText>
           </w:r>
           <w:r>
             <w:rPr>
@@ -1004,7 +994,7 @@
             <w:fldChar w:fldCharType="begin"/>
           </w:r>
           <w:r>
-            <w:instrText xml:space="preserve"> PAGEREF _Toc28660 \h </w:instrText>
+            <w:instrText xml:space="preserve"> PAGEREF _Toc16719 \h </w:instrText>
           </w:r>
           <w:r>
             <w:fldChar w:fldCharType="separate"/>
@@ -1042,7 +1032,7 @@
               <w:rFonts w:ascii="Times New Roman" w:hAnsi="Times New Roman" w:eastAsia="Times New Roman" w:cs="Times New Roman"/>
               <w:szCs w:val="24"/>
             </w:rPr>
-            <w:instrText xml:space="preserve"> HYPERLINK \l _Toc21656 </w:instrText>
+            <w:instrText xml:space="preserve"> HYPERLINK \l _Toc23418 </w:instrText>
           </w:r>
           <w:r>
             <w:rPr>
@@ -1067,7 +1057,7 @@
             <w:fldChar w:fldCharType="begin"/>
           </w:r>
           <w:r>
-            <w:instrText xml:space="preserve"> PAGEREF _Toc21656 \h </w:instrText>
+            <w:instrText xml:space="preserve"> PAGEREF _Toc23418 \h </w:instrText>
           </w:r>
           <w:r>
             <w:fldChar w:fldCharType="separate"/>
@@ -1105,7 +1095,7 @@
               <w:rFonts w:ascii="Times New Roman" w:hAnsi="Times New Roman" w:eastAsia="Times New Roman" w:cs="Times New Roman"/>
               <w:szCs w:val="24"/>
             </w:rPr>
-            <w:instrText xml:space="preserve"> HYPERLINK \l _Toc6901 </w:instrText>
+            <w:instrText xml:space="preserve"> HYPERLINK \l _Toc31303 </w:instrText>
           </w:r>
           <w:r>
             <w:rPr>
@@ -1130,7 +1120,7 @@
             <w:fldChar w:fldCharType="begin"/>
           </w:r>
           <w:r>
-            <w:instrText xml:space="preserve"> PAGEREF _Toc6901 \h </w:instrText>
+            <w:instrText xml:space="preserve"> PAGEREF _Toc31303 \h </w:instrText>
           </w:r>
           <w:r>
             <w:fldChar w:fldCharType="separate"/>
@@ -1168,7 +1158,7 @@
               <w:rFonts w:ascii="Times New Roman" w:hAnsi="Times New Roman" w:eastAsia="Times New Roman" w:cs="Times New Roman"/>
               <w:szCs w:val="24"/>
             </w:rPr>
-            <w:instrText xml:space="preserve"> HYPERLINK \l _Toc30959 </w:instrText>
+            <w:instrText xml:space="preserve"> HYPERLINK \l _Toc4259 </w:instrText>
           </w:r>
           <w:r>
             <w:rPr>
@@ -1193,7 +1183,7 @@
             <w:fldChar w:fldCharType="begin"/>
           </w:r>
           <w:r>
-            <w:instrText xml:space="preserve"> PAGEREF _Toc30959 \h </w:instrText>
+            <w:instrText xml:space="preserve"> PAGEREF _Toc4259 \h </w:instrText>
           </w:r>
           <w:r>
             <w:fldChar w:fldCharType="separate"/>
@@ -1231,7 +1221,7 @@
               <w:rFonts w:ascii="Times New Roman" w:hAnsi="Times New Roman" w:eastAsia="Times New Roman" w:cs="Times New Roman"/>
               <w:szCs w:val="24"/>
             </w:rPr>
-            <w:instrText xml:space="preserve"> HYPERLINK \l _Toc25089 </w:instrText>
+            <w:instrText xml:space="preserve"> HYPERLINK \l _Toc1333 </w:instrText>
           </w:r>
           <w:r>
             <w:rPr>
@@ -1256,7 +1246,7 @@
             <w:fldChar w:fldCharType="begin"/>
           </w:r>
           <w:r>
-            <w:instrText xml:space="preserve"> PAGEREF _Toc25089 \h </w:instrText>
+            <w:instrText xml:space="preserve"> PAGEREF _Toc1333 \h </w:instrText>
           </w:r>
           <w:r>
             <w:fldChar w:fldCharType="separate"/>
@@ -1294,7 +1284,7 @@
               <w:rFonts w:ascii="Times New Roman" w:hAnsi="Times New Roman" w:eastAsia="Times New Roman" w:cs="Times New Roman"/>
               <w:szCs w:val="24"/>
             </w:rPr>
-            <w:instrText xml:space="preserve"> HYPERLINK \l _Toc6969 </w:instrText>
+            <w:instrText xml:space="preserve"> HYPERLINK \l _Toc4285 </w:instrText>
           </w:r>
           <w:r>
             <w:rPr>
@@ -1319,7 +1309,7 @@
             <w:fldChar w:fldCharType="begin"/>
           </w:r>
           <w:r>
-            <w:instrText xml:space="preserve"> PAGEREF _Toc6969 \h </w:instrText>
+            <w:instrText xml:space="preserve"> PAGEREF _Toc4285 \h </w:instrText>
           </w:r>
           <w:r>
             <w:fldChar w:fldCharType="separate"/>
@@ -1357,7 +1347,7 @@
               <w:rFonts w:ascii="Times New Roman" w:hAnsi="Times New Roman" w:eastAsia="Times New Roman" w:cs="Times New Roman"/>
               <w:szCs w:val="24"/>
             </w:rPr>
-            <w:instrText xml:space="preserve"> HYPERLINK \l _Toc23031 </w:instrText>
+            <w:instrText xml:space="preserve"> HYPERLINK \l _Toc16861 </w:instrText>
           </w:r>
           <w:r>
             <w:rPr>
@@ -1382,7 +1372,7 @@
             <w:fldChar w:fldCharType="begin"/>
           </w:r>
           <w:r>
-            <w:instrText xml:space="preserve"> PAGEREF _Toc23031 \h </w:instrText>
+            <w:instrText xml:space="preserve"> PAGEREF _Toc16861 \h </w:instrText>
           </w:r>
           <w:r>
             <w:fldChar w:fldCharType="separate"/>
@@ -1420,7 +1410,7 @@
               <w:rFonts w:ascii="Times New Roman" w:hAnsi="Times New Roman" w:eastAsia="Times New Roman" w:cs="Times New Roman"/>
               <w:szCs w:val="24"/>
             </w:rPr>
-            <w:instrText xml:space="preserve"> HYPERLINK \l _Toc18302 </w:instrText>
+            <w:instrText xml:space="preserve"> HYPERLINK \l _Toc17668 </w:instrText>
           </w:r>
           <w:r>
             <w:rPr>
@@ -1452,7 +1442,7 @@
             <w:fldChar w:fldCharType="begin"/>
           </w:r>
           <w:r>
-            <w:instrText xml:space="preserve"> PAGEREF _Toc18302 \h </w:instrText>
+            <w:instrText xml:space="preserve"> PAGEREF _Toc17668 \h </w:instrText>
           </w:r>
           <w:r>
             <w:fldChar w:fldCharType="separate"/>
@@ -1490,7 +1480,7 @@
               <w:rFonts w:ascii="Times New Roman" w:hAnsi="Times New Roman" w:eastAsia="Times New Roman" w:cs="Times New Roman"/>
               <w:szCs w:val="24"/>
             </w:rPr>
-            <w:instrText xml:space="preserve"> HYPERLINK \l _Toc1754 </w:instrText>
+            <w:instrText xml:space="preserve"> HYPERLINK \l _Toc748 </w:instrText>
           </w:r>
           <w:r>
             <w:rPr>
@@ -1515,7 +1505,7 @@
             <w:fldChar w:fldCharType="begin"/>
           </w:r>
           <w:r>
-            <w:instrText xml:space="preserve"> PAGEREF _Toc1754 \h </w:instrText>
+            <w:instrText xml:space="preserve"> PAGEREF _Toc748 \h </w:instrText>
           </w:r>
           <w:r>
             <w:fldChar w:fldCharType="separate"/>
@@ -1553,7 +1543,7 @@
               <w:rFonts w:ascii="Times New Roman" w:hAnsi="Times New Roman" w:eastAsia="Times New Roman" w:cs="Times New Roman"/>
               <w:szCs w:val="24"/>
             </w:rPr>
-            <w:instrText xml:space="preserve"> HYPERLINK \l _Toc24930 </w:instrText>
+            <w:instrText xml:space="preserve"> HYPERLINK \l _Toc4681 </w:instrText>
           </w:r>
           <w:r>
             <w:rPr>
@@ -1585,7 +1575,7 @@
             <w:fldChar w:fldCharType="begin"/>
           </w:r>
           <w:r>
-            <w:instrText xml:space="preserve"> PAGEREF _Toc24930 \h </w:instrText>
+            <w:instrText xml:space="preserve"> PAGEREF _Toc4681 \h </w:instrText>
           </w:r>
           <w:r>
             <w:fldChar w:fldCharType="separate"/>
@@ -1623,7 +1613,337 @@
               <w:rFonts w:ascii="Times New Roman" w:hAnsi="Times New Roman" w:eastAsia="Times New Roman" w:cs="Times New Roman"/>
               <w:szCs w:val="24"/>
             </w:rPr>
-            <w:instrText xml:space="preserve"> HYPERLINK \l _Toc13988 </w:instrText>
+            <w:instrText xml:space="preserve"> HYPERLINK \l _Toc27488 </w:instrText>
+          </w:r>
+          <w:r>
+            <w:rPr>
+              <w:rFonts w:ascii="Times New Roman" w:hAnsi="Times New Roman" w:eastAsia="Times New Roman" w:cs="Times New Roman"/>
+              <w:szCs w:val="24"/>
+            </w:rPr>
+            <w:fldChar w:fldCharType="separate"/>
+          </w:r>
+          <w:r>
+            <w:rPr>
+              <w:rFonts w:hint="default"/>
+            </w:rPr>
+            <w:t xml:space="preserve">6.4. </w:t>
+          </w:r>
+          <w:r>
+            <w:rPr>
+              <w:rFonts w:hint="eastAsia"/>
+            </w:rPr>
+            <w:t>KPI指标跟踪与预警</w:t>
+          </w:r>
+          <w:r>
+            <w:tab/>
+          </w:r>
+          <w:r>
+            <w:fldChar w:fldCharType="begin"/>
+          </w:r>
+          <w:r>
+            <w:instrText xml:space="preserve"> PAGEREF _Toc27488 \h </w:instrText>
+          </w:r>
+          <w:r>
+            <w:fldChar w:fldCharType="separate"/>
+          </w:r>
+          <w:r>
+            <w:t>6</w:t>
+          </w:r>
+          <w:r>
+            <w:fldChar w:fldCharType="end"/>
+          </w:r>
+          <w:r>
+            <w:rPr>
+              <w:rFonts w:ascii="Times New Roman" w:hAnsi="Times New Roman" w:eastAsia="Times New Roman" w:cs="Times New Roman"/>
+              <w:szCs w:val="24"/>
+            </w:rPr>
+            <w:fldChar w:fldCharType="end"/>
+          </w:r>
+        </w:p>
+        <w:p>
+          <w:pPr>
+            <w:pStyle w:val="13"/>
+            <w:tabs>
+              <w:tab w:val="right" w:leader="dot" w:pos="8492"/>
+            </w:tabs>
+          </w:pPr>
+          <w:r>
+            <w:rPr>
+              <w:rFonts w:ascii="Times New Roman" w:hAnsi="Times New Roman" w:eastAsia="Times New Roman" w:cs="Times New Roman"/>
+              <w:szCs w:val="24"/>
+            </w:rPr>
+            <w:fldChar w:fldCharType="begin"/>
+          </w:r>
+          <w:r>
+            <w:rPr>
+              <w:rFonts w:ascii="Times New Roman" w:hAnsi="Times New Roman" w:eastAsia="Times New Roman" w:cs="Times New Roman"/>
+              <w:szCs w:val="24"/>
+            </w:rPr>
+            <w:instrText xml:space="preserve"> HYPERLINK \l _Toc25409 </w:instrText>
+          </w:r>
+          <w:r>
+            <w:rPr>
+              <w:rFonts w:ascii="Times New Roman" w:hAnsi="Times New Roman" w:eastAsia="Times New Roman" w:cs="Times New Roman"/>
+              <w:szCs w:val="24"/>
+            </w:rPr>
+            <w:fldChar w:fldCharType="separate"/>
+          </w:r>
+          <w:r>
+            <w:rPr>
+              <w:rFonts w:hint="default"/>
+            </w:rPr>
+            <w:t xml:space="preserve">6.4.1. </w:t>
+          </w:r>
+          <w:r>
+            <w:rPr>
+              <w:rFonts w:hint="eastAsia"/>
+            </w:rPr>
+            <w:t>跟踪频次与责任分工</w:t>
+          </w:r>
+          <w:r>
+            <w:tab/>
+          </w:r>
+          <w:r>
+            <w:fldChar w:fldCharType="begin"/>
+          </w:r>
+          <w:r>
+            <w:instrText xml:space="preserve"> PAGEREF _Toc25409 \h </w:instrText>
+          </w:r>
+          <w:r>
+            <w:fldChar w:fldCharType="separate"/>
+          </w:r>
+          <w:r>
+            <w:t>6</w:t>
+          </w:r>
+          <w:r>
+            <w:fldChar w:fldCharType="end"/>
+          </w:r>
+          <w:r>
+            <w:rPr>
+              <w:rFonts w:ascii="Times New Roman" w:hAnsi="Times New Roman" w:eastAsia="Times New Roman" w:cs="Times New Roman"/>
+              <w:szCs w:val="24"/>
+            </w:rPr>
+            <w:fldChar w:fldCharType="end"/>
+          </w:r>
+        </w:p>
+        <w:p>
+          <w:pPr>
+            <w:pStyle w:val="13"/>
+            <w:tabs>
+              <w:tab w:val="right" w:leader="dot" w:pos="8492"/>
+            </w:tabs>
+          </w:pPr>
+          <w:r>
+            <w:rPr>
+              <w:rFonts w:ascii="Times New Roman" w:hAnsi="Times New Roman" w:eastAsia="Times New Roman" w:cs="Times New Roman"/>
+              <w:szCs w:val="24"/>
+            </w:rPr>
+            <w:fldChar w:fldCharType="begin"/>
+          </w:r>
+          <w:r>
+            <w:rPr>
+              <w:rFonts w:ascii="Times New Roman" w:hAnsi="Times New Roman" w:eastAsia="Times New Roman" w:cs="Times New Roman"/>
+              <w:szCs w:val="24"/>
+            </w:rPr>
+            <w:instrText xml:space="preserve"> HYPERLINK \l _Toc26656 </w:instrText>
+          </w:r>
+          <w:r>
+            <w:rPr>
+              <w:rFonts w:ascii="Times New Roman" w:hAnsi="Times New Roman" w:eastAsia="Times New Roman" w:cs="Times New Roman"/>
+              <w:szCs w:val="24"/>
+            </w:rPr>
+            <w:fldChar w:fldCharType="separate"/>
+          </w:r>
+          <w:r>
+            <w:rPr>
+              <w:rFonts w:hint="default"/>
+            </w:rPr>
+            <w:t xml:space="preserve">6.4.2. </w:t>
+          </w:r>
+          <w:r>
+            <w:rPr>
+              <w:rFonts w:hint="eastAsia"/>
+            </w:rPr>
+            <w:t>数据收集与核实</w:t>
+          </w:r>
+          <w:r>
+            <w:tab/>
+          </w:r>
+          <w:r>
+            <w:fldChar w:fldCharType="begin"/>
+          </w:r>
+          <w:r>
+            <w:instrText xml:space="preserve"> PAGEREF _Toc26656 \h </w:instrText>
+          </w:r>
+          <w:r>
+            <w:fldChar w:fldCharType="separate"/>
+          </w:r>
+          <w:r>
+            <w:t>6</w:t>
+          </w:r>
+          <w:r>
+            <w:fldChar w:fldCharType="end"/>
+          </w:r>
+          <w:r>
+            <w:rPr>
+              <w:rFonts w:ascii="Times New Roman" w:hAnsi="Times New Roman" w:eastAsia="Times New Roman" w:cs="Times New Roman"/>
+              <w:szCs w:val="24"/>
+            </w:rPr>
+            <w:fldChar w:fldCharType="end"/>
+          </w:r>
+        </w:p>
+        <w:p>
+          <w:pPr>
+            <w:pStyle w:val="13"/>
+            <w:tabs>
+              <w:tab w:val="right" w:leader="dot" w:pos="8492"/>
+            </w:tabs>
+          </w:pPr>
+          <w:r>
+            <w:rPr>
+              <w:rFonts w:ascii="Times New Roman" w:hAnsi="Times New Roman" w:eastAsia="Times New Roman" w:cs="Times New Roman"/>
+              <w:szCs w:val="24"/>
+            </w:rPr>
+            <w:fldChar w:fldCharType="begin"/>
+          </w:r>
+          <w:r>
+            <w:rPr>
+              <w:rFonts w:ascii="Times New Roman" w:hAnsi="Times New Roman" w:eastAsia="Times New Roman" w:cs="Times New Roman"/>
+              <w:szCs w:val="24"/>
+            </w:rPr>
+            <w:instrText xml:space="preserve"> HYPERLINK \l _Toc29228 </w:instrText>
+          </w:r>
+          <w:r>
+            <w:rPr>
+              <w:rFonts w:ascii="Times New Roman" w:hAnsi="Times New Roman" w:eastAsia="Times New Roman" w:cs="Times New Roman"/>
+              <w:szCs w:val="24"/>
+            </w:rPr>
+            <w:fldChar w:fldCharType="separate"/>
+          </w:r>
+          <w:r>
+            <w:rPr>
+              <w:rFonts w:hint="default"/>
+            </w:rPr>
+            <w:t xml:space="preserve">6.4.3. </w:t>
+          </w:r>
+          <w:r>
+            <w:rPr>
+              <w:rFonts w:hint="eastAsia"/>
+            </w:rPr>
+            <w:t>预警与改进机制</w:t>
+          </w:r>
+          <w:r>
+            <w:tab/>
+          </w:r>
+          <w:r>
+            <w:fldChar w:fldCharType="begin"/>
+          </w:r>
+          <w:r>
+            <w:instrText xml:space="preserve"> PAGEREF _Toc29228 \h </w:instrText>
+          </w:r>
+          <w:r>
+            <w:fldChar w:fldCharType="separate"/>
+          </w:r>
+          <w:r>
+            <w:t>7</w:t>
+          </w:r>
+          <w:r>
+            <w:fldChar w:fldCharType="end"/>
+          </w:r>
+          <w:r>
+            <w:rPr>
+              <w:rFonts w:ascii="Times New Roman" w:hAnsi="Times New Roman" w:eastAsia="Times New Roman" w:cs="Times New Roman"/>
+              <w:szCs w:val="24"/>
+            </w:rPr>
+            <w:fldChar w:fldCharType="end"/>
+          </w:r>
+        </w:p>
+        <w:p>
+          <w:pPr>
+            <w:pStyle w:val="13"/>
+            <w:tabs>
+              <w:tab w:val="right" w:leader="dot" w:pos="8492"/>
+            </w:tabs>
+          </w:pPr>
+          <w:r>
+            <w:rPr>
+              <w:rFonts w:ascii="Times New Roman" w:hAnsi="Times New Roman" w:eastAsia="Times New Roman" w:cs="Times New Roman"/>
+              <w:szCs w:val="24"/>
+            </w:rPr>
+            <w:fldChar w:fldCharType="begin"/>
+          </w:r>
+          <w:r>
+            <w:rPr>
+              <w:rFonts w:ascii="Times New Roman" w:hAnsi="Times New Roman" w:eastAsia="Times New Roman" w:cs="Times New Roman"/>
+              <w:szCs w:val="24"/>
+            </w:rPr>
+            <w:instrText xml:space="preserve"> HYPERLINK \l _Toc12153 </w:instrText>
+          </w:r>
+          <w:r>
+            <w:rPr>
+              <w:rFonts w:ascii="Times New Roman" w:hAnsi="Times New Roman" w:eastAsia="Times New Roman" w:cs="Times New Roman"/>
+              <w:szCs w:val="24"/>
+            </w:rPr>
+            <w:fldChar w:fldCharType="separate"/>
+          </w:r>
+          <w:r>
+            <w:rPr>
+              <w:rFonts w:hint="default"/>
+            </w:rPr>
+            <w:t xml:space="preserve">6.4.4. </w:t>
+          </w:r>
+          <w:r>
+            <w:rPr>
+              <w:rFonts w:hint="eastAsia"/>
+            </w:rPr>
+            <w:t>与质量报告的衔接</w:t>
+          </w:r>
+          <w:r>
+            <w:tab/>
+          </w:r>
+          <w:r>
+            <w:fldChar w:fldCharType="begin"/>
+          </w:r>
+          <w:r>
+            <w:instrText xml:space="preserve"> PAGEREF _Toc12153 \h </w:instrText>
+          </w:r>
+          <w:r>
+            <w:fldChar w:fldCharType="separate"/>
+          </w:r>
+          <w:r>
+            <w:t>7</w:t>
+          </w:r>
+          <w:r>
+            <w:fldChar w:fldCharType="end"/>
+          </w:r>
+          <w:r>
+            <w:rPr>
+              <w:rFonts w:ascii="Times New Roman" w:hAnsi="Times New Roman" w:eastAsia="Times New Roman" w:cs="Times New Roman"/>
+              <w:szCs w:val="24"/>
+            </w:rPr>
+            <w:fldChar w:fldCharType="end"/>
+          </w:r>
+        </w:p>
+        <w:p>
+          <w:pPr>
+            <w:pStyle w:val="18"/>
+            <w:tabs>
+              <w:tab w:val="right" w:leader="dot" w:pos="8492"/>
+            </w:tabs>
+          </w:pPr>
+          <w:r>
+            <w:rPr>
+              <w:rFonts w:ascii="Times New Roman" w:hAnsi="Times New Roman" w:eastAsia="Times New Roman" w:cs="Times New Roman"/>
+              <w:szCs w:val="24"/>
+            </w:rPr>
+            <w:fldChar w:fldCharType="begin"/>
+          </w:r>
+          <w:r>
+            <w:rPr>
+              <w:rFonts w:ascii="Times New Roman" w:hAnsi="Times New Roman" w:eastAsia="Times New Roman" w:cs="Times New Roman"/>
+              <w:szCs w:val="24"/>
+            </w:rPr>
+            <w:instrText xml:space="preserve"> HYPERLINK \l _Toc13555 </w:instrText>
           </w:r>
           <w:r>
             <w:rPr>
@@ -1637,7 +1957,7 @@
               <w:rFonts w:hint="default"/>
               <w:lang w:eastAsia="zh-CN"/>
             </w:rPr>
-            <w:t xml:space="preserve">6.4. </w:t>
+            <w:t xml:space="preserve">6.5. </w:t>
           </w:r>
           <w:r>
             <w:rPr>
@@ -1653,13 +1973,13 @@
             <w:fldChar w:fldCharType="begin"/>
           </w:r>
           <w:r>
-            <w:instrText xml:space="preserve"> PAGEREF _Toc13988 \h </w:instrText>
+            <w:instrText xml:space="preserve"> PAGEREF _Toc13555 \h </w:instrText>
           </w:r>
           <w:r>
             <w:fldChar w:fldCharType="separate"/>
           </w:r>
           <w:r>
-            <w:t>6</w:t>
+            <w:t>7</w:t>
           </w:r>
           <w:r>
             <w:fldChar w:fldCharType="end"/>
@@ -1713,7 +2033,7 @@
         <w:keepLines w:val="0"/>
         <w:widowControl w:val="0"/>
       </w:pPr>
-      <w:bookmarkStart w:id="3" w:name="_Toc21656"/>
+      <w:bookmarkStart w:id="3" w:name="_Toc23418"/>
       <w:r>
         <w:t>目的</w:t>
       </w:r>
@@ -1721,11 +2041,50 @@
     </w:p>
     <w:p>
       <w:pPr>
-        <w:pStyle w:val="28"/>
-        <w:bidi w:val="0"/>
-      </w:pPr>
-      <w:r>
-        <w:t>在2025年运维服务质量管理体系运行基础上，持续改进服务质量，进一步提升运维服务能力，特制定2026年度运维服务质量管理计划。</w:t>
+        <w:widowControl w:val="0"/>
+        <w:ind w:firstLine="476" w:firstLineChars="200"/>
+        <w:rPr>
+          <w:rFonts w:ascii="宋体" w:hAnsi="宋体" w:cs="宋体"/>
+          <w:sz w:val="24"/>
+          <w:szCs w:val="24"/>
+        </w:rPr>
+      </w:pPr>
+      <w:r>
+        <w:rPr>
+          <w:rFonts w:ascii="宋体" w:hAnsi="宋体" w:cs="宋体"/>
+          <w:spacing w:val="-1"/>
+          <w:sz w:val="24"/>
+          <w:szCs w:val="24"/>
+        </w:rPr>
+        <w:t>依据我公司运维服务业务定位和能力，策划运行维护服务对象的服务</w:t>
+      </w:r>
+      <w:r>
+        <w:rPr>
+          <w:rFonts w:ascii="宋体" w:hAnsi="宋体" w:cs="宋体"/>
+          <w:spacing w:val="-4"/>
+          <w:sz w:val="24"/>
+          <w:szCs w:val="24"/>
+        </w:rPr>
+        <w:t>内容和要求，提高服务质量特制定</w:t>
+      </w:r>
+      <w:r>
+        <w:rPr>
+          <w:rFonts w:hint="eastAsia" w:ascii="宋体" w:hAnsi="宋体" w:cs="宋体"/>
+          <w:spacing w:val="-4"/>
+          <w:sz w:val="24"/>
+          <w:szCs w:val="24"/>
+          <w:lang w:val="en-US" w:eastAsia="zh-CN"/>
+        </w:rPr>
+        <w:t>此计划</w:t>
+      </w:r>
+      <w:r>
+        <w:rPr>
+          <w:rFonts w:ascii="宋体" w:hAnsi="宋体" w:cs="宋体"/>
+          <w:spacing w:val="-4"/>
+          <w:sz w:val="24"/>
+          <w:szCs w:val="24"/>
+        </w:rPr>
+        <w:t>。</w:t>
       </w:r>
     </w:p>
     <w:p>
@@ -1735,7 +2094,7 @@
         <w:keepLines w:val="0"/>
         <w:widowControl w:val="0"/>
       </w:pPr>
-      <w:bookmarkStart w:id="4" w:name="_Toc6901"/>
+      <w:bookmarkStart w:id="4" w:name="_Toc31303"/>
       <w:r>
         <w:t>适用范围</w:t>
       </w:r>
@@ -1743,10 +2102,22 @@
     </w:p>
     <w:p>
       <w:pPr>
-        <w:pStyle w:val="28"/>
-        <w:bidi w:val="0"/>
-      </w:pPr>
-      <w:r>
+        <w:widowControl w:val="0"/>
+        <w:ind w:firstLine="464" w:firstLineChars="200"/>
+        <w:rPr>
+          <w:rFonts w:ascii="宋体" w:hAnsi="宋体" w:cs="宋体"/>
+          <w:spacing w:val="-4"/>
+          <w:sz w:val="24"/>
+          <w:szCs w:val="24"/>
+        </w:rPr>
+      </w:pPr>
+      <w:r>
+        <w:rPr>
+          <w:rFonts w:ascii="宋体" w:hAnsi="宋体" w:cs="宋体"/>
+          <w:spacing w:val="-4"/>
+          <w:sz w:val="24"/>
+          <w:szCs w:val="24"/>
+        </w:rPr>
         <w:t>本手册适用于本公司参与运维服务业务的部门和人员</w:t>
       </w:r>
     </w:p>
@@ -1757,7 +2128,7 @@
         <w:keepLines w:val="0"/>
         <w:widowControl w:val="0"/>
       </w:pPr>
-      <w:bookmarkStart w:id="5" w:name="_Toc30959"/>
+      <w:bookmarkStart w:id="5" w:name="_Toc4259"/>
       <w:r>
         <w:t>引用文件</w:t>
       </w:r>
@@ -1765,95 +2136,469 @@
     </w:p>
     <w:p>
       <w:pPr>
-        <w:pStyle w:val="40"/>
+        <w:pStyle w:val="12"/>
+        <w:widowControl w:val="0"/>
         <w:numPr>
           <w:ilvl w:val="0"/>
           <w:numId w:val="2"/>
         </w:numPr>
-        <w:bidi w:val="0"/>
+        <w:rPr>
+          <w:rFonts w:ascii="宋体" w:hAnsi="宋体" w:eastAsia="宋体" w:cs="宋体"/>
+          <w:sz w:val="24"/>
+          <w:szCs w:val="24"/>
+        </w:rPr>
       </w:pPr>
       <w:r>
         <w:rPr>
           <w:rFonts w:hint="eastAsia"/>
+          <w:position w:val="1"/>
+          <w:sz w:val="24"/>
+          <w:szCs w:val="24"/>
         </w:rPr>
         <w:t>T/CESA 1299—2023</w:t>
       </w:r>
       <w:r>
-        <w:t>《信息技术服务 运行维护服务能力成熟度模型》</w:t>
+        <w:rPr>
+          <w:rFonts w:ascii="宋体" w:hAnsi="宋体" w:eastAsia="宋体" w:cs="宋体"/>
+          <w:position w:val="1"/>
+          <w:sz w:val="24"/>
+          <w:szCs w:val="24"/>
+        </w:rPr>
+        <w:t>《信息技术服务 运行维护服务</w:t>
+      </w:r>
+      <w:r>
+        <w:rPr>
+          <w:rFonts w:ascii="宋体" w:hAnsi="宋体" w:eastAsia="宋体" w:cs="宋体"/>
+          <w:spacing w:val="-1"/>
+          <w:position w:val="1"/>
+          <w:sz w:val="24"/>
+          <w:szCs w:val="24"/>
+        </w:rPr>
+        <w:t>能力成熟度模型》</w:t>
       </w:r>
     </w:p>
     <w:p>
       <w:pPr>
-        <w:pStyle w:val="40"/>
+        <w:pStyle w:val="12"/>
+        <w:widowControl w:val="0"/>
         <w:numPr>
           <w:ilvl w:val="0"/>
           <w:numId w:val="2"/>
         </w:numPr>
-        <w:bidi w:val="0"/>
-      </w:pPr>
-      <w:r>
-        <w:t>GB/T 28827.1-20</w:t>
-      </w:r>
-      <w:r>
-        <w:rPr>
-          <w:rFonts w:hint="eastAsia"/>
+        <w:rPr>
+          <w:rFonts w:ascii="宋体" w:hAnsi="宋体" w:eastAsia="宋体" w:cs="宋体"/>
+          <w:sz w:val="24"/>
+          <w:szCs w:val="24"/>
+        </w:rPr>
+      </w:pPr>
+      <w:r>
+        <w:rPr>
+          <w:position w:val="1"/>
+          <w:sz w:val="24"/>
+          <w:szCs w:val="24"/>
+        </w:rPr>
+        <w:t>GB/T 28827.1-2</w:t>
+      </w:r>
+      <w:r>
+        <w:rPr>
+          <w:spacing w:val="-1"/>
+          <w:position w:val="1"/>
+          <w:sz w:val="24"/>
+          <w:szCs w:val="24"/>
+        </w:rPr>
+        <w:t>0</w:t>
+      </w:r>
+      <w:r>
+        <w:rPr>
+          <w:rFonts w:hint="eastAsia" w:eastAsia="宋体"/>
+          <w:spacing w:val="-1"/>
+          <w:position w:val="1"/>
+          <w:sz w:val="24"/>
+          <w:szCs w:val="24"/>
           <w:lang w:eastAsia="zh-CN"/>
         </w:rPr>
         <w:t>2</w:t>
       </w:r>
       <w:r>
-        <w:t>2 《信息技术服务 运行维护 第 1 部分：通用要求》</w:t>
+        <w:rPr>
+          <w:spacing w:val="-1"/>
+          <w:position w:val="1"/>
+          <w:sz w:val="24"/>
+          <w:szCs w:val="24"/>
+        </w:rPr>
+        <w:t xml:space="preserve">2 </w:t>
+      </w:r>
+      <w:r>
+        <w:rPr>
+          <w:rFonts w:ascii="宋体" w:hAnsi="宋体" w:eastAsia="宋体" w:cs="宋体"/>
+          <w:spacing w:val="-1"/>
+          <w:position w:val="1"/>
+          <w:sz w:val="24"/>
+          <w:szCs w:val="24"/>
+        </w:rPr>
+        <w:t>《信息技术服务 运行维护 第</w:t>
+      </w:r>
+      <w:r>
+        <w:rPr>
+          <w:rFonts w:ascii="宋体" w:hAnsi="宋体" w:eastAsia="宋体" w:cs="宋体"/>
+          <w:spacing w:val="-34"/>
+          <w:position w:val="1"/>
+          <w:sz w:val="24"/>
+          <w:szCs w:val="24"/>
+        </w:rPr>
+        <w:t xml:space="preserve"> </w:t>
+      </w:r>
+      <w:r>
+        <w:rPr>
+          <w:spacing w:val="-1"/>
+          <w:position w:val="1"/>
+          <w:sz w:val="24"/>
+          <w:szCs w:val="24"/>
+        </w:rPr>
+        <w:t>1</w:t>
+      </w:r>
+      <w:r>
+        <w:rPr>
+          <w:spacing w:val="6"/>
+          <w:position w:val="1"/>
+          <w:sz w:val="24"/>
+          <w:szCs w:val="24"/>
+        </w:rPr>
+        <w:t xml:space="preserve"> </w:t>
+      </w:r>
+      <w:r>
+        <w:rPr>
+          <w:rFonts w:ascii="宋体" w:hAnsi="宋体" w:eastAsia="宋体" w:cs="宋体"/>
+          <w:spacing w:val="-1"/>
+          <w:position w:val="1"/>
+          <w:sz w:val="24"/>
+          <w:szCs w:val="24"/>
+        </w:rPr>
+        <w:t>部分：通用要求》</w:t>
       </w:r>
     </w:p>
     <w:p>
       <w:pPr>
-        <w:pStyle w:val="40"/>
+        <w:pStyle w:val="12"/>
+        <w:widowControl w:val="0"/>
         <w:numPr>
           <w:ilvl w:val="0"/>
           <w:numId w:val="2"/>
         </w:numPr>
-        <w:bidi w:val="0"/>
-      </w:pPr>
-      <w:r>
-        <w:t>GB/T 29264-2012 《信息技术服务 分类与代码》</w:t>
+        <w:rPr>
+          <w:rFonts w:ascii="宋体" w:hAnsi="宋体" w:eastAsia="宋体" w:cs="宋体"/>
+          <w:sz w:val="24"/>
+          <w:szCs w:val="24"/>
+        </w:rPr>
+      </w:pPr>
+      <w:r>
+        <w:rPr>
+          <w:position w:val="1"/>
+          <w:sz w:val="24"/>
+          <w:szCs w:val="24"/>
+        </w:rPr>
+        <w:t xml:space="preserve">GB/T 29264-2012 </w:t>
+      </w:r>
+      <w:r>
+        <w:rPr>
+          <w:rFonts w:ascii="宋体" w:hAnsi="宋体" w:eastAsia="宋体" w:cs="宋体"/>
+          <w:position w:val="1"/>
+          <w:sz w:val="24"/>
+          <w:szCs w:val="24"/>
+        </w:rPr>
+        <w:t>《信息技术服务</w:t>
+      </w:r>
+      <w:r>
+        <w:rPr>
+          <w:rFonts w:ascii="宋体" w:hAnsi="宋体" w:eastAsia="宋体" w:cs="宋体"/>
+          <w:spacing w:val="12"/>
+          <w:position w:val="1"/>
+          <w:sz w:val="24"/>
+          <w:szCs w:val="24"/>
+        </w:rPr>
+        <w:t xml:space="preserve"> </w:t>
+      </w:r>
+      <w:r>
+        <w:rPr>
+          <w:rFonts w:ascii="宋体" w:hAnsi="宋体" w:eastAsia="宋体" w:cs="宋体"/>
+          <w:position w:val="1"/>
+          <w:sz w:val="24"/>
+          <w:szCs w:val="24"/>
+        </w:rPr>
+        <w:t>分类</w:t>
+      </w:r>
+      <w:r>
+        <w:rPr>
+          <w:rFonts w:ascii="宋体" w:hAnsi="宋体" w:eastAsia="宋体" w:cs="宋体"/>
+          <w:spacing w:val="-1"/>
+          <w:position w:val="1"/>
+          <w:sz w:val="24"/>
+          <w:szCs w:val="24"/>
+        </w:rPr>
+        <w:t>与代码》</w:t>
       </w:r>
     </w:p>
     <w:p>
       <w:pPr>
-        <w:pStyle w:val="40"/>
+        <w:pStyle w:val="12"/>
+        <w:widowControl w:val="0"/>
         <w:numPr>
           <w:ilvl w:val="0"/>
           <w:numId w:val="2"/>
         </w:numPr>
-        <w:bidi w:val="0"/>
-      </w:pPr>
-      <w:r>
-        <w:t>GB/T 28827.2-2012 《信息技术服务 运行维护 第 2 部分:交付规范》</w:t>
+        <w:rPr>
+          <w:rFonts w:ascii="宋体" w:hAnsi="宋体" w:eastAsia="宋体" w:cs="宋体"/>
+          <w:sz w:val="24"/>
+          <w:szCs w:val="24"/>
+        </w:rPr>
+      </w:pPr>
+      <w:r>
+        <w:rPr>
+          <w:position w:val="1"/>
+          <w:sz w:val="24"/>
+          <w:szCs w:val="24"/>
+        </w:rPr>
+        <w:t xml:space="preserve">GB/T 28827.2-2012 </w:t>
+      </w:r>
+      <w:r>
+        <w:rPr>
+          <w:rFonts w:ascii="宋体" w:hAnsi="宋体" w:eastAsia="宋体" w:cs="宋体"/>
+          <w:position w:val="1"/>
+          <w:sz w:val="24"/>
+          <w:szCs w:val="24"/>
+        </w:rPr>
+        <w:t>《信息技术服务 运行维护 第</w:t>
+      </w:r>
+      <w:r>
+        <w:rPr>
+          <w:rFonts w:ascii="宋体" w:hAnsi="宋体" w:eastAsia="宋体" w:cs="宋体"/>
+          <w:spacing w:val="-53"/>
+          <w:position w:val="1"/>
+          <w:sz w:val="24"/>
+          <w:szCs w:val="24"/>
+        </w:rPr>
+        <w:t xml:space="preserve"> </w:t>
+      </w:r>
+      <w:r>
+        <w:rPr>
+          <w:position w:val="1"/>
+          <w:sz w:val="24"/>
+          <w:szCs w:val="24"/>
+        </w:rPr>
+        <w:t>2</w:t>
+      </w:r>
+      <w:r>
+        <w:rPr>
+          <w:spacing w:val="5"/>
+          <w:position w:val="1"/>
+          <w:sz w:val="24"/>
+          <w:szCs w:val="24"/>
+        </w:rPr>
+        <w:t xml:space="preserve"> </w:t>
+      </w:r>
+      <w:r>
+        <w:rPr>
+          <w:rFonts w:ascii="宋体" w:hAnsi="宋体" w:eastAsia="宋体" w:cs="宋体"/>
+          <w:position w:val="1"/>
+          <w:sz w:val="24"/>
+          <w:szCs w:val="24"/>
+        </w:rPr>
+        <w:t>部分</w:t>
+      </w:r>
+      <w:r>
+        <w:rPr>
+          <w:position w:val="1"/>
+          <w:sz w:val="24"/>
+          <w:szCs w:val="24"/>
+        </w:rPr>
+        <w:t>:</w:t>
+      </w:r>
+      <w:r>
+        <w:rPr>
+          <w:rFonts w:ascii="宋体" w:hAnsi="宋体" w:eastAsia="宋体" w:cs="宋体"/>
+          <w:position w:val="1"/>
+          <w:sz w:val="24"/>
+          <w:szCs w:val="24"/>
+        </w:rPr>
+        <w:t>交</w:t>
+      </w:r>
+      <w:r>
+        <w:rPr>
+          <w:rFonts w:ascii="宋体" w:hAnsi="宋体" w:eastAsia="宋体" w:cs="宋体"/>
+          <w:spacing w:val="-1"/>
+          <w:position w:val="1"/>
+          <w:sz w:val="24"/>
+          <w:szCs w:val="24"/>
+        </w:rPr>
+        <w:t>付规范》</w:t>
       </w:r>
     </w:p>
     <w:p>
       <w:pPr>
-        <w:pStyle w:val="40"/>
+        <w:pStyle w:val="12"/>
+        <w:widowControl w:val="0"/>
         <w:numPr>
           <w:ilvl w:val="0"/>
           <w:numId w:val="2"/>
         </w:numPr>
-        <w:bidi w:val="0"/>
-      </w:pPr>
-      <w:r>
-        <w:t>GB/T 28827.3-2012 《信息技术服务 运行维护 第 3 部分:应急响应规范》</w:t>
+        <w:rPr>
+          <w:rFonts w:ascii="宋体" w:hAnsi="宋体" w:eastAsia="宋体" w:cs="宋体"/>
+          <w:sz w:val="24"/>
+          <w:szCs w:val="24"/>
+        </w:rPr>
+      </w:pPr>
+      <w:r>
+        <w:rPr>
+          <w:spacing w:val="-1"/>
+          <w:sz w:val="24"/>
+          <w:szCs w:val="24"/>
+        </w:rPr>
+        <w:t>GB/T</w:t>
+      </w:r>
+      <w:r>
+        <w:rPr>
+          <w:spacing w:val="43"/>
+          <w:sz w:val="24"/>
+          <w:szCs w:val="24"/>
+        </w:rPr>
+        <w:t xml:space="preserve"> </w:t>
+      </w:r>
+      <w:r>
+        <w:rPr>
+          <w:spacing w:val="-1"/>
+          <w:sz w:val="24"/>
+          <w:szCs w:val="24"/>
+        </w:rPr>
+        <w:t>28827.3-2012</w:t>
+      </w:r>
+      <w:r>
+        <w:rPr>
+          <w:spacing w:val="28"/>
+          <w:sz w:val="24"/>
+          <w:szCs w:val="24"/>
+        </w:rPr>
+        <w:t xml:space="preserve"> </w:t>
+      </w:r>
+      <w:r>
+        <w:rPr>
+          <w:rFonts w:ascii="宋体" w:hAnsi="宋体" w:eastAsia="宋体" w:cs="宋体"/>
+          <w:spacing w:val="-1"/>
+          <w:sz w:val="24"/>
+          <w:szCs w:val="24"/>
+        </w:rPr>
+        <w:t>《信息技术服务</w:t>
+      </w:r>
+      <w:r>
+        <w:rPr>
+          <w:rFonts w:ascii="宋体" w:hAnsi="宋体" w:eastAsia="宋体" w:cs="宋体"/>
+          <w:spacing w:val="37"/>
+          <w:sz w:val="24"/>
+          <w:szCs w:val="24"/>
+        </w:rPr>
+        <w:t xml:space="preserve"> </w:t>
+      </w:r>
+      <w:r>
+        <w:rPr>
+          <w:rFonts w:ascii="宋体" w:hAnsi="宋体" w:eastAsia="宋体" w:cs="宋体"/>
+          <w:spacing w:val="-1"/>
+          <w:sz w:val="24"/>
+          <w:szCs w:val="24"/>
+        </w:rPr>
+        <w:t>运行维护</w:t>
+      </w:r>
+      <w:r>
+        <w:rPr>
+          <w:rFonts w:ascii="宋体" w:hAnsi="宋体" w:eastAsia="宋体" w:cs="宋体"/>
+          <w:spacing w:val="37"/>
+          <w:sz w:val="24"/>
+          <w:szCs w:val="24"/>
+        </w:rPr>
+        <w:t xml:space="preserve"> </w:t>
+      </w:r>
+      <w:r>
+        <w:rPr>
+          <w:rFonts w:ascii="宋体" w:hAnsi="宋体" w:eastAsia="宋体" w:cs="宋体"/>
+          <w:spacing w:val="-1"/>
+          <w:sz w:val="24"/>
+          <w:szCs w:val="24"/>
+        </w:rPr>
+        <w:t>第</w:t>
+      </w:r>
+      <w:r>
+        <w:rPr>
+          <w:rFonts w:ascii="宋体" w:hAnsi="宋体" w:eastAsia="宋体" w:cs="宋体"/>
+          <w:spacing w:val="-50"/>
+          <w:sz w:val="24"/>
+          <w:szCs w:val="24"/>
+        </w:rPr>
+        <w:t xml:space="preserve"> </w:t>
+      </w:r>
+      <w:r>
+        <w:rPr>
+          <w:spacing w:val="-1"/>
+          <w:sz w:val="24"/>
+          <w:szCs w:val="24"/>
+        </w:rPr>
+        <w:t xml:space="preserve">3 </w:t>
+      </w:r>
+      <w:r>
+        <w:rPr>
+          <w:rFonts w:ascii="宋体" w:hAnsi="宋体" w:eastAsia="宋体" w:cs="宋体"/>
+          <w:spacing w:val="-1"/>
+          <w:sz w:val="24"/>
+          <w:szCs w:val="24"/>
+        </w:rPr>
+        <w:t>部分</w:t>
+      </w:r>
+      <w:r>
+        <w:rPr>
+          <w:spacing w:val="-1"/>
+          <w:sz w:val="24"/>
+          <w:szCs w:val="24"/>
+        </w:rPr>
+        <w:t>:</w:t>
+      </w:r>
+      <w:r>
+        <w:rPr>
+          <w:rFonts w:ascii="宋体" w:hAnsi="宋体" w:eastAsia="宋体" w:cs="宋体"/>
+          <w:spacing w:val="-1"/>
+          <w:sz w:val="24"/>
+          <w:szCs w:val="24"/>
+        </w:rPr>
+        <w:t>应急响应规</w:t>
+      </w:r>
+      <w:r>
+        <w:rPr>
+          <w:rFonts w:ascii="宋体" w:hAnsi="宋体" w:eastAsia="宋体" w:cs="宋体"/>
+          <w:spacing w:val="-8"/>
+          <w:sz w:val="24"/>
+          <w:szCs w:val="24"/>
+        </w:rPr>
+        <w:t>范》</w:t>
       </w:r>
     </w:p>
     <w:p>
       <w:pPr>
-        <w:pStyle w:val="40"/>
+        <w:pStyle w:val="12"/>
+        <w:widowControl w:val="0"/>
         <w:numPr>
           <w:ilvl w:val="0"/>
           <w:numId w:val="2"/>
         </w:numPr>
-        <w:bidi w:val="0"/>
-      </w:pPr>
-      <w:r>
+        <w:rPr>
+          <w:rFonts w:ascii="宋体" w:hAnsi="宋体" w:eastAsia="宋体" w:cs="宋体"/>
+          <w:sz w:val="24"/>
+          <w:szCs w:val="24"/>
+        </w:rPr>
+      </w:pPr>
+      <w:r>
+        <w:rPr>
+          <w:rFonts w:ascii="宋体" w:hAnsi="宋体" w:eastAsia="宋体" w:cs="宋体"/>
+          <w:spacing w:val="-3"/>
+          <w:position w:val="1"/>
+          <w:sz w:val="24"/>
+          <w:szCs w:val="24"/>
+        </w:rPr>
         <w:t>国家有关法律、法规及行业标准</w:t>
       </w:r>
     </w:p>
@@ -1864,7 +2609,7 @@
         <w:keepLines w:val="0"/>
         <w:widowControl w:val="0"/>
       </w:pPr>
-      <w:bookmarkStart w:id="6" w:name="_Toc25089"/>
+      <w:bookmarkStart w:id="6" w:name="_Toc1333"/>
       <w:r>
         <w:t>术语与定义</w:t>
       </w:r>
@@ -1872,10 +2617,21 @@
     </w:p>
     <w:p>
       <w:pPr>
-        <w:pStyle w:val="28"/>
-        <w:bidi w:val="0"/>
-      </w:pPr>
-      <w:r>
+        <w:widowControl w:val="0"/>
+        <w:spacing w:before="115" w:line="220" w:lineRule="auto"/>
+        <w:ind w:left="450"/>
+        <w:rPr>
+          <w:rFonts w:ascii="宋体" w:hAnsi="宋体" w:cs="宋体"/>
+          <w:sz w:val="24"/>
+          <w:szCs w:val="24"/>
+        </w:rPr>
+      </w:pPr>
+      <w:r>
+        <w:rPr>
+          <w:rFonts w:ascii="宋体" w:hAnsi="宋体" w:cs="宋体"/>
+          <w:sz w:val="24"/>
+          <w:szCs w:val="24"/>
+        </w:rPr>
         <w:t>无</w:t>
       </w:r>
     </w:p>
@@ -1886,7 +2642,7 @@
         <w:keepLines w:val="0"/>
         <w:widowControl w:val="0"/>
       </w:pPr>
-      <w:bookmarkStart w:id="7" w:name="_Toc6969"/>
+      <w:bookmarkStart w:id="7" w:name="_Toc4285"/>
       <w:r>
         <w:t>角色与职责</w:t>
       </w:r>
@@ -1902,7 +2658,7 @@
       <w:tblPr>
         <w:tblStyle w:val="25"/>
         <w:tblW w:w="8364" w:type="dxa"/>
-        <w:tblInd w:w="442" w:type="dxa"/>
+        <w:tblInd w:w="440" w:type="dxa"/>
         <w:tblBorders>
           <w:top w:val="single" w:color="000000" w:sz="4" w:space="0"/>
           <w:left w:val="single" w:color="000000" w:sz="4" w:space="0"/>
@@ -1946,14 +2702,14 @@
         <w:tc>
           <w:tcPr>
             <w:tcW w:w="1515" w:type="dxa"/>
-            <w:shd w:val="clear" w:color="auto" w:fill="BEBEBE" w:themeFill="background1" w:themeFillShade="BF"/>
+            <w:shd w:val="clear" w:color="auto" w:fill="F2F2F2"/>
           </w:tcPr>
           <w:p>
             <w:pPr>
               <w:pStyle w:val="26"/>
               <w:widowControl w:val="0"/>
               <w:spacing w:before="125" w:line="219" w:lineRule="auto"/>
-              <w:jc w:val="center"/>
+              <w:ind w:left="524"/>
             </w:pPr>
             <w:r>
               <w:rPr>
@@ -1968,14 +2724,14 @@
         <w:tc>
           <w:tcPr>
             <w:tcW w:w="6849" w:type="dxa"/>
-            <w:shd w:val="clear" w:color="auto" w:fill="BEBEBE" w:themeFill="background1" w:themeFillShade="BF"/>
+            <w:shd w:val="clear" w:color="auto" w:fill="F2F2F2"/>
           </w:tcPr>
           <w:p>
             <w:pPr>
               <w:pStyle w:val="26"/>
               <w:widowControl w:val="0"/>
               <w:spacing w:before="126" w:line="221" w:lineRule="auto"/>
-              <w:jc w:val="center"/>
+              <w:ind w:left="3188"/>
             </w:pPr>
             <w:r>
               <w:rPr>
@@ -2006,13 +2762,24 @@
           </w:tblCellMar>
         </w:tblPrEx>
         <w:trPr>
-          <w:trHeight w:val="2120" w:hRule="atLeast"/>
+          <w:trHeight w:val="2119" w:hRule="atLeast"/>
         </w:trPr>
         <w:tc>
           <w:tcPr>
             <w:tcW w:w="1515" w:type="dxa"/>
-            <w:vAlign w:val="center"/>
           </w:tcPr>
+          <w:p>
+            <w:pPr>
+              <w:widowControl w:val="0"/>
+              <w:spacing w:line="265" w:lineRule="auto"/>
+            </w:pPr>
+          </w:p>
+          <w:p>
+            <w:pPr>
+              <w:widowControl w:val="0"/>
+              <w:spacing w:line="266" w:lineRule="auto"/>
+            </w:pPr>
+          </w:p>
           <w:p>
             <w:pPr>
               <w:pStyle w:val="26"/>
@@ -2036,68 +2803,185 @@
             <w:pPr>
               <w:pStyle w:val="26"/>
               <w:widowControl w:val="0"/>
-              <w:numPr>
-                <w:ilvl w:val="0"/>
-                <w:numId w:val="3"/>
-              </w:numPr>
               <w:spacing w:before="202" w:line="220" w:lineRule="auto"/>
-              <w:ind w:left="420" w:leftChars="0" w:hanging="420" w:firstLineChars="0"/>
-              <w:rPr>
-                <w:rFonts w:ascii="宋体" w:hAnsi="宋体" w:eastAsia="宋体" w:cs="宋体"/>
+              <w:ind w:left="155"/>
+              <w:rPr>
                 <w:spacing w:val="-2"/>
               </w:rPr>
             </w:pPr>
             <w:r>
               <w:rPr>
-                <w:rFonts w:ascii="宋体" w:hAnsi="宋体" w:eastAsia="宋体" w:cs="宋体"/>
                 <w:spacing w:val="-2"/>
-              </w:rPr>
-              <w:t>负责审批年度服务能力管理计划。</w:t>
+                <w:lang w:eastAsia="zh-CN"/>
+              </w:rPr>
+              <w:drawing>
+                <wp:inline distT="0" distB="0" distL="0" distR="0">
+                  <wp:extent cx="107950" cy="168910"/>
+                  <wp:effectExtent l="0" t="0" r="0" b="0"/>
+                  <wp:docPr id="4" name="IM 4"/>
+                  <wp:cNvGraphicFramePr/>
+                  <a:graphic xmlns:a="http://schemas.openxmlformats.org/drawingml/2006/main">
+                    <a:graphicData uri="http://schemas.openxmlformats.org/drawingml/2006/picture">
+                      <pic:pic xmlns:pic="http://schemas.openxmlformats.org/drawingml/2006/picture">
+                        <pic:nvPicPr>
+                          <pic:cNvPr id="4" name="IM 4"/>
+                          <pic:cNvPicPr/>
+                        </pic:nvPicPr>
+                        <pic:blipFill>
+                          <a:blip r:embed="rId7" cstate="print"/>
+                          <a:stretch>
+                            <a:fillRect/>
+                          </a:stretch>
+                        </pic:blipFill>
+                        <pic:spPr>
+                          <a:xfrm>
+                            <a:off x="0" y="0"/>
+                            <a:ext cx="108204" cy="169011"/>
+                          </a:xfrm>
+                          <a:prstGeom prst="rect">
+                            <a:avLst/>
+                          </a:prstGeom>
+                        </pic:spPr>
+                      </pic:pic>
+                    </a:graphicData>
+                  </a:graphic>
+                </wp:inline>
+              </w:drawing>
+            </w:r>
+            <w:r>
+              <w:rPr>
+                <w:spacing w:val="-2"/>
+              </w:rPr>
+              <w:t xml:space="preserve">  负责审批年度服务能力管理计划。</w:t>
             </w:r>
           </w:p>
           <w:p>
             <w:pPr>
               <w:pStyle w:val="26"/>
               <w:widowControl w:val="0"/>
-              <w:numPr>
-                <w:ilvl w:val="0"/>
-                <w:numId w:val="3"/>
-              </w:numPr>
               <w:spacing w:before="202" w:line="220" w:lineRule="auto"/>
-              <w:ind w:left="420" w:leftChars="0" w:hanging="420" w:firstLineChars="0"/>
-              <w:rPr>
-                <w:rFonts w:ascii="宋体" w:hAnsi="宋体" w:eastAsia="宋体" w:cs="宋体"/>
+              <w:ind w:left="155"/>
+              <w:rPr>
                 <w:spacing w:val="-2"/>
               </w:rPr>
             </w:pPr>
             <w:r>
               <w:rPr>
-                <w:rFonts w:ascii="宋体" w:hAnsi="宋体" w:eastAsia="宋体" w:cs="宋体"/>
                 <w:spacing w:val="-2"/>
-              </w:rPr>
-              <w:t>定期对服务实施过程和服务实施过程的改进进行监控管理。</w:t>
+                <w:lang w:eastAsia="zh-CN"/>
+              </w:rPr>
+              <w:drawing>
+                <wp:inline distT="0" distB="0" distL="0" distR="0">
+                  <wp:extent cx="107950" cy="168910"/>
+                  <wp:effectExtent l="0" t="0" r="0" b="0"/>
+                  <wp:docPr id="6" name="IM 6"/>
+                  <wp:cNvGraphicFramePr/>
+                  <a:graphic xmlns:a="http://schemas.openxmlformats.org/drawingml/2006/main">
+                    <a:graphicData uri="http://schemas.openxmlformats.org/drawingml/2006/picture">
+                      <pic:pic xmlns:pic="http://schemas.openxmlformats.org/drawingml/2006/picture">
+                        <pic:nvPicPr>
+                          <pic:cNvPr id="6" name="IM 6"/>
+                          <pic:cNvPicPr/>
+                        </pic:nvPicPr>
+                        <pic:blipFill>
+                          <a:blip r:embed="rId7" cstate="print"/>
+                          <a:stretch>
+                            <a:fillRect/>
+                          </a:stretch>
+                        </pic:blipFill>
+                        <pic:spPr>
+                          <a:xfrm>
+                            <a:off x="0" y="0"/>
+                            <a:ext cx="108204" cy="169011"/>
+                          </a:xfrm>
+                          <a:prstGeom prst="rect">
+                            <a:avLst/>
+                          </a:prstGeom>
+                        </pic:spPr>
+                      </pic:pic>
+                    </a:graphicData>
+                  </a:graphic>
+                </wp:inline>
+              </w:drawing>
+            </w:r>
+            <w:r>
+              <w:rPr>
+                <w:spacing w:val="-2"/>
+              </w:rPr>
+              <w:t xml:space="preserve">  定期对服务实施过程和服务实施过程的改进进行监控管理。</w:t>
             </w:r>
           </w:p>
           <w:p>
             <w:pPr>
               <w:pStyle w:val="26"/>
               <w:widowControl w:val="0"/>
-              <w:numPr>
-                <w:ilvl w:val="0"/>
-                <w:numId w:val="3"/>
-              </w:numPr>
-              <w:spacing w:before="191" w:line="301" w:lineRule="auto"/>
-              <w:ind w:left="420" w:leftChars="0" w:right="103" w:hanging="420" w:firstLineChars="0"/>
+              <w:spacing w:before="202" w:line="220" w:lineRule="auto"/>
+              <w:ind w:left="155"/>
               <w:rPr>
                 <w:spacing w:val="-2"/>
               </w:rPr>
             </w:pPr>
             <w:r>
               <w:rPr>
-                <w:rFonts w:ascii="宋体" w:hAnsi="宋体" w:eastAsia="宋体" w:cs="宋体"/>
-                <w:spacing w:val="-1"/>
-              </w:rPr>
-              <w:t>负责公司运维服务体系的管理评审，以确保运维服务能力适应性和有效性。</w:t>
+                <w:spacing w:val="-2"/>
+                <w:lang w:eastAsia="zh-CN"/>
+              </w:rPr>
+              <w:drawing>
+                <wp:inline distT="0" distB="0" distL="0" distR="0">
+                  <wp:extent cx="107950" cy="168910"/>
+                  <wp:effectExtent l="0" t="0" r="0" b="0"/>
+                  <wp:docPr id="1" name="IM 8"/>
+                  <wp:cNvGraphicFramePr/>
+                  <a:graphic xmlns:a="http://schemas.openxmlformats.org/drawingml/2006/main">
+                    <a:graphicData uri="http://schemas.openxmlformats.org/drawingml/2006/picture">
+                      <pic:pic xmlns:pic="http://schemas.openxmlformats.org/drawingml/2006/picture">
+                        <pic:nvPicPr>
+                          <pic:cNvPr id="1" name="IM 8"/>
+                          <pic:cNvPicPr/>
+                        </pic:nvPicPr>
+                        <pic:blipFill>
+                          <a:blip r:embed="rId7" cstate="print"/>
+                          <a:stretch>
+                            <a:fillRect/>
+                          </a:stretch>
+                        </pic:blipFill>
+                        <pic:spPr>
+                          <a:xfrm>
+                            <a:off x="0" y="0"/>
+                            <a:ext cx="108204" cy="169012"/>
+                          </a:xfrm>
+                          <a:prstGeom prst="rect">
+                            <a:avLst/>
+                          </a:prstGeom>
+                        </pic:spPr>
+                      </pic:pic>
+                    </a:graphicData>
+                  </a:graphic>
+                </wp:inline>
+              </w:drawing>
+            </w:r>
+            <w:r>
+              <w:rPr>
+                <w:spacing w:val="-2"/>
+              </w:rPr>
+              <w:t xml:space="preserve">  负责公司运维服务体系的管理评审，以确保运维服务能力适</w:t>
+            </w:r>
+          </w:p>
+          <w:p>
+            <w:pPr>
+              <w:pStyle w:val="26"/>
+              <w:widowControl w:val="0"/>
+              <w:spacing w:before="202" w:line="220" w:lineRule="auto"/>
+              <w:ind w:left="155"/>
+              <w:rPr>
+                <w:spacing w:val="-2"/>
+              </w:rPr>
+            </w:pPr>
+            <w:r>
+              <w:rPr>
+                <w:spacing w:val="-2"/>
+              </w:rPr>
+              <w:t>应性和有效性。</w:t>
             </w:r>
           </w:p>
         </w:tc>
@@ -2120,14 +3004,73 @@
           </w:tblCellMar>
         </w:tblPrEx>
         <w:trPr>
-          <w:trHeight w:val="2120" w:hRule="atLeast"/>
+          <w:trHeight w:val="2119" w:hRule="atLeast"/>
         </w:trPr>
         <w:tc>
           <w:tcPr>
             <w:tcW w:w="1515" w:type="dxa"/>
             <w:shd w:val="clear" w:color="auto" w:fill="auto"/>
-            <w:vAlign w:val="center"/>
           </w:tcPr>
+          <w:p>
+            <w:pPr>
+              <w:widowControl w:val="0"/>
+              <w:spacing w:line="247" w:lineRule="auto"/>
+            </w:pPr>
+          </w:p>
+          <w:p>
+            <w:pPr>
+              <w:widowControl w:val="0"/>
+              <w:spacing w:line="247" w:lineRule="auto"/>
+            </w:pPr>
+          </w:p>
+          <w:p>
+            <w:pPr>
+              <w:widowControl w:val="0"/>
+              <w:spacing w:line="247" w:lineRule="auto"/>
+            </w:pPr>
+          </w:p>
+          <w:p>
+            <w:pPr>
+              <w:widowControl w:val="0"/>
+              <w:spacing w:line="247" w:lineRule="auto"/>
+            </w:pPr>
+          </w:p>
+          <w:p>
+            <w:pPr>
+              <w:widowControl w:val="0"/>
+              <w:spacing w:line="247" w:lineRule="auto"/>
+            </w:pPr>
+          </w:p>
+          <w:p>
+            <w:pPr>
+              <w:widowControl w:val="0"/>
+              <w:spacing w:line="247" w:lineRule="auto"/>
+            </w:pPr>
+          </w:p>
+          <w:p>
+            <w:pPr>
+              <w:widowControl w:val="0"/>
+              <w:spacing w:line="248" w:lineRule="auto"/>
+            </w:pPr>
+          </w:p>
+          <w:p>
+            <w:pPr>
+              <w:widowControl w:val="0"/>
+              <w:spacing w:line="248" w:lineRule="auto"/>
+            </w:pPr>
+          </w:p>
+          <w:p>
+            <w:pPr>
+              <w:widowControl w:val="0"/>
+              <w:spacing w:line="248" w:lineRule="auto"/>
+            </w:pPr>
+          </w:p>
+          <w:p>
+            <w:pPr>
+              <w:widowControl w:val="0"/>
+              <w:spacing w:line="248" w:lineRule="auto"/>
+            </w:pPr>
+          </w:p>
           <w:p>
             <w:pPr>
               <w:pStyle w:val="26"/>
@@ -2152,13 +3095,54 @@
             <w:pPr>
               <w:pStyle w:val="26"/>
               <w:widowControl w:val="0"/>
-              <w:numPr>
-                <w:ilvl w:val="0"/>
-                <w:numId w:val="3"/>
-              </w:numPr>
               <w:spacing w:before="113" w:line="302" w:lineRule="auto"/>
-              <w:ind w:left="420" w:leftChars="0" w:right="279" w:hanging="420" w:firstLineChars="0"/>
-            </w:pPr>
+              <w:ind w:left="572" w:right="279" w:hanging="417"/>
+            </w:pPr>
+            <w:r>
+              <w:rPr>
+                <w:position w:val="-5"/>
+                <w:lang w:eastAsia="zh-CN"/>
+              </w:rPr>
+              <w:drawing>
+                <wp:inline distT="0" distB="0" distL="0" distR="0">
+                  <wp:extent cx="107950" cy="168910"/>
+                  <wp:effectExtent l="0" t="0" r="13970" b="13970"/>
+                  <wp:docPr id="41" name="IM 10"/>
+                  <wp:cNvGraphicFramePr/>
+                  <a:graphic xmlns:a="http://schemas.openxmlformats.org/drawingml/2006/main">
+                    <a:graphicData uri="http://schemas.openxmlformats.org/drawingml/2006/picture">
+                      <pic:pic xmlns:pic="http://schemas.openxmlformats.org/drawingml/2006/picture">
+                        <pic:nvPicPr>
+                          <pic:cNvPr id="41" name="IM 10"/>
+                          <pic:cNvPicPr/>
+                        </pic:nvPicPr>
+                        <pic:blipFill>
+                          <a:blip r:embed="rId7" cstate="print"/>
+                          <a:stretch>
+                            <a:fillRect/>
+                          </a:stretch>
+                        </pic:blipFill>
+                        <pic:spPr>
+                          <a:xfrm>
+                            <a:off x="0" y="0"/>
+                            <a:ext cx="108204" cy="169012"/>
+                          </a:xfrm>
+                          <a:prstGeom prst="rect">
+                            <a:avLst/>
+                          </a:prstGeom>
+                        </pic:spPr>
+                      </pic:pic>
+                    </a:graphicData>
+                  </a:graphic>
+                </wp:inline>
+              </w:drawing>
+            </w:r>
+            <w:r>
+              <w:rPr>
+                <w:spacing w:val="9"/>
+              </w:rPr>
+              <w:t xml:space="preserve">  </w:t>
+            </w:r>
             <w:r>
               <w:rPr>
                 <w:spacing w:val="-1"/>
@@ -2176,13 +3160,54 @@
             <w:pPr>
               <w:pStyle w:val="26"/>
               <w:widowControl w:val="0"/>
-              <w:numPr>
-                <w:ilvl w:val="0"/>
-                <w:numId w:val="3"/>
-              </w:numPr>
               <w:spacing w:before="191" w:line="301" w:lineRule="auto"/>
-              <w:ind w:left="420" w:leftChars="0" w:right="103" w:hanging="420" w:firstLineChars="0"/>
-            </w:pPr>
+              <w:ind w:left="570" w:right="103" w:hanging="415"/>
+            </w:pPr>
+            <w:r>
+              <w:rPr>
+                <w:position w:val="-5"/>
+                <w:lang w:eastAsia="zh-CN"/>
+              </w:rPr>
+              <w:drawing>
+                <wp:inline distT="0" distB="0" distL="0" distR="0">
+                  <wp:extent cx="107950" cy="168910"/>
+                  <wp:effectExtent l="0" t="0" r="13970" b="13970"/>
+                  <wp:docPr id="43" name="IM 12"/>
+                  <wp:cNvGraphicFramePr/>
+                  <a:graphic xmlns:a="http://schemas.openxmlformats.org/drawingml/2006/main">
+                    <a:graphicData uri="http://schemas.openxmlformats.org/drawingml/2006/picture">
+                      <pic:pic xmlns:pic="http://schemas.openxmlformats.org/drawingml/2006/picture">
+                        <pic:nvPicPr>
+                          <pic:cNvPr id="43" name="IM 12"/>
+                          <pic:cNvPicPr/>
+                        </pic:nvPicPr>
+                        <pic:blipFill>
+                          <a:blip r:embed="rId7" cstate="print"/>
+                          <a:stretch>
+                            <a:fillRect/>
+                          </a:stretch>
+                        </pic:blipFill>
+                        <pic:spPr>
+                          <a:xfrm>
+                            <a:off x="0" y="0"/>
+                            <a:ext cx="108204" cy="169012"/>
+                          </a:xfrm>
+                          <a:prstGeom prst="rect">
+                            <a:avLst/>
+                          </a:prstGeom>
+                        </pic:spPr>
+                      </pic:pic>
+                    </a:graphicData>
+                  </a:graphic>
+                </wp:inline>
+              </w:drawing>
+            </w:r>
+            <w:r>
+              <w:rPr>
+                <w:spacing w:val="2"/>
+              </w:rPr>
+              <w:t xml:space="preserve">  </w:t>
+            </w:r>
             <w:r>
               <w:rPr>
                 <w:spacing w:val="-1"/>
@@ -2218,13 +3243,54 @@
             <w:pPr>
               <w:pStyle w:val="26"/>
               <w:widowControl w:val="0"/>
-              <w:numPr>
-                <w:ilvl w:val="0"/>
-                <w:numId w:val="3"/>
-              </w:numPr>
               <w:spacing w:before="196" w:line="220" w:lineRule="auto"/>
-              <w:ind w:left="420" w:leftChars="0" w:hanging="420" w:firstLineChars="0"/>
-            </w:pPr>
+              <w:ind w:left="155"/>
+            </w:pPr>
+            <w:r>
+              <w:rPr>
+                <w:position w:val="-5"/>
+                <w:lang w:eastAsia="zh-CN"/>
+              </w:rPr>
+              <w:drawing>
+                <wp:inline distT="0" distB="0" distL="0" distR="0">
+                  <wp:extent cx="107950" cy="168910"/>
+                  <wp:effectExtent l="0" t="0" r="13970" b="13970"/>
+                  <wp:docPr id="45" name="IM 14"/>
+                  <wp:cNvGraphicFramePr/>
+                  <a:graphic xmlns:a="http://schemas.openxmlformats.org/drawingml/2006/main">
+                    <a:graphicData uri="http://schemas.openxmlformats.org/drawingml/2006/picture">
+                      <pic:pic xmlns:pic="http://schemas.openxmlformats.org/drawingml/2006/picture">
+                        <pic:nvPicPr>
+                          <pic:cNvPr id="45" name="IM 14"/>
+                          <pic:cNvPicPr/>
+                        </pic:nvPicPr>
+                        <pic:blipFill>
+                          <a:blip r:embed="rId8" cstate="print"/>
+                          <a:stretch>
+                            <a:fillRect/>
+                          </a:stretch>
+                        </pic:blipFill>
+                        <pic:spPr>
+                          <a:xfrm>
+                            <a:off x="0" y="0"/>
+                            <a:ext cx="108204" cy="169012"/>
+                          </a:xfrm>
+                          <a:prstGeom prst="rect">
+                            <a:avLst/>
+                          </a:prstGeom>
+                        </pic:spPr>
+                      </pic:pic>
+                    </a:graphicData>
+                  </a:graphic>
+                </wp:inline>
+              </w:drawing>
+            </w:r>
+            <w:r>
+              <w:rPr>
+                <w:spacing w:val="6"/>
+              </w:rPr>
+              <w:t xml:space="preserve">  </w:t>
+            </w:r>
             <w:r>
               <w:rPr>
                 <w:spacing w:val="-3"/>
@@ -2236,13 +3302,54 @@
             <w:pPr>
               <w:pStyle w:val="26"/>
               <w:widowControl w:val="0"/>
-              <w:numPr>
-                <w:ilvl w:val="0"/>
-                <w:numId w:val="3"/>
-              </w:numPr>
               <w:spacing w:before="202" w:line="302" w:lineRule="auto"/>
-              <w:ind w:left="420" w:leftChars="0" w:right="279" w:hanging="420" w:firstLineChars="0"/>
-            </w:pPr>
+              <w:ind w:left="573" w:right="279" w:hanging="418"/>
+            </w:pPr>
+            <w:r>
+              <w:rPr>
+                <w:position w:val="-5"/>
+                <w:lang w:eastAsia="zh-CN"/>
+              </w:rPr>
+              <w:drawing>
+                <wp:inline distT="0" distB="0" distL="0" distR="0">
+                  <wp:extent cx="107950" cy="168910"/>
+                  <wp:effectExtent l="0" t="0" r="13970" b="13970"/>
+                  <wp:docPr id="47" name="IM 16"/>
+                  <wp:cNvGraphicFramePr/>
+                  <a:graphic xmlns:a="http://schemas.openxmlformats.org/drawingml/2006/main">
+                    <a:graphicData uri="http://schemas.openxmlformats.org/drawingml/2006/picture">
+                      <pic:pic xmlns:pic="http://schemas.openxmlformats.org/drawingml/2006/picture">
+                        <pic:nvPicPr>
+                          <pic:cNvPr id="47" name="IM 16"/>
+                          <pic:cNvPicPr/>
+                        </pic:nvPicPr>
+                        <pic:blipFill>
+                          <a:blip r:embed="rId7" cstate="print"/>
+                          <a:stretch>
+                            <a:fillRect/>
+                          </a:stretch>
+                        </pic:blipFill>
+                        <pic:spPr>
+                          <a:xfrm>
+                            <a:off x="0" y="0"/>
+                            <a:ext cx="108204" cy="169012"/>
+                          </a:xfrm>
+                          <a:prstGeom prst="rect">
+                            <a:avLst/>
+                          </a:prstGeom>
+                        </pic:spPr>
+                      </pic:pic>
+                    </a:graphicData>
+                  </a:graphic>
+                </wp:inline>
+              </w:drawing>
+            </w:r>
+            <w:r>
+              <w:rPr>
+                <w:spacing w:val="9"/>
+              </w:rPr>
+              <w:t xml:space="preserve">  </w:t>
+            </w:r>
             <w:r>
               <w:rPr>
                 <w:spacing w:val="-1"/>
@@ -2260,13 +3367,54 @@
             <w:pPr>
               <w:pStyle w:val="26"/>
               <w:widowControl w:val="0"/>
-              <w:numPr>
-                <w:ilvl w:val="0"/>
-                <w:numId w:val="3"/>
-              </w:numPr>
               <w:spacing w:before="193" w:line="220" w:lineRule="auto"/>
-              <w:ind w:left="420" w:leftChars="0" w:hanging="420" w:firstLineChars="0"/>
-            </w:pPr>
+              <w:ind w:left="155"/>
+            </w:pPr>
+            <w:r>
+              <w:rPr>
+                <w:position w:val="-5"/>
+                <w:lang w:eastAsia="zh-CN"/>
+              </w:rPr>
+              <w:drawing>
+                <wp:inline distT="0" distB="0" distL="0" distR="0">
+                  <wp:extent cx="107950" cy="168910"/>
+                  <wp:effectExtent l="0" t="0" r="13970" b="13970"/>
+                  <wp:docPr id="49" name="IM 18"/>
+                  <wp:cNvGraphicFramePr/>
+                  <a:graphic xmlns:a="http://schemas.openxmlformats.org/drawingml/2006/main">
+                    <a:graphicData uri="http://schemas.openxmlformats.org/drawingml/2006/picture">
+                      <pic:pic xmlns:pic="http://schemas.openxmlformats.org/drawingml/2006/picture">
+                        <pic:nvPicPr>
+                          <pic:cNvPr id="49" name="IM 18"/>
+                          <pic:cNvPicPr/>
+                        </pic:nvPicPr>
+                        <pic:blipFill>
+                          <a:blip r:embed="rId7" cstate="print"/>
+                          <a:stretch>
+                            <a:fillRect/>
+                          </a:stretch>
+                        </pic:blipFill>
+                        <pic:spPr>
+                          <a:xfrm>
+                            <a:off x="0" y="0"/>
+                            <a:ext cx="108204" cy="169012"/>
+                          </a:xfrm>
+                          <a:prstGeom prst="rect">
+                            <a:avLst/>
+                          </a:prstGeom>
+                        </pic:spPr>
+                      </pic:pic>
+                    </a:graphicData>
+                  </a:graphic>
+                </wp:inline>
+              </w:drawing>
+            </w:r>
+            <w:r>
+              <w:rPr>
+                <w:spacing w:val="7"/>
+              </w:rPr>
+              <w:t xml:space="preserve">  </w:t>
+            </w:r>
             <w:r>
               <w:rPr>
                 <w:spacing w:val="-4"/>
@@ -2278,13 +3426,54 @@
             <w:pPr>
               <w:pStyle w:val="26"/>
               <w:widowControl w:val="0"/>
-              <w:numPr>
-                <w:ilvl w:val="0"/>
-                <w:numId w:val="3"/>
-              </w:numPr>
               <w:spacing w:before="202" w:line="220" w:lineRule="auto"/>
-              <w:ind w:left="420" w:leftChars="0" w:hanging="420" w:firstLineChars="0"/>
-            </w:pPr>
+              <w:ind w:left="155"/>
+            </w:pPr>
+            <w:r>
+              <w:rPr>
+                <w:position w:val="-5"/>
+                <w:lang w:eastAsia="zh-CN"/>
+              </w:rPr>
+              <w:drawing>
+                <wp:inline distT="0" distB="0" distL="0" distR="0">
+                  <wp:extent cx="107950" cy="168910"/>
+                  <wp:effectExtent l="0" t="0" r="13970" b="13970"/>
+                  <wp:docPr id="50" name="IM 20"/>
+                  <wp:cNvGraphicFramePr/>
+                  <a:graphic xmlns:a="http://schemas.openxmlformats.org/drawingml/2006/main">
+                    <a:graphicData uri="http://schemas.openxmlformats.org/drawingml/2006/picture">
+                      <pic:pic xmlns:pic="http://schemas.openxmlformats.org/drawingml/2006/picture">
+                        <pic:nvPicPr>
+                          <pic:cNvPr id="50" name="IM 20"/>
+                          <pic:cNvPicPr/>
+                        </pic:nvPicPr>
+                        <pic:blipFill>
+                          <a:blip r:embed="rId7" cstate="print"/>
+                          <a:stretch>
+                            <a:fillRect/>
+                          </a:stretch>
+                        </pic:blipFill>
+                        <pic:spPr>
+                          <a:xfrm>
+                            <a:off x="0" y="0"/>
+                            <a:ext cx="108204" cy="169011"/>
+                          </a:xfrm>
+                          <a:prstGeom prst="rect">
+                            <a:avLst/>
+                          </a:prstGeom>
+                        </pic:spPr>
+                      </pic:pic>
+                    </a:graphicData>
+                  </a:graphic>
+                </wp:inline>
+              </w:drawing>
+            </w:r>
+            <w:r>
+              <w:rPr>
+                <w:spacing w:val="7"/>
+              </w:rPr>
+              <w:t xml:space="preserve">  </w:t>
+            </w:r>
             <w:r>
               <w:rPr>
                 <w:spacing w:val="-3"/>
@@ -2296,13 +3485,54 @@
             <w:pPr>
               <w:pStyle w:val="26"/>
               <w:widowControl w:val="0"/>
-              <w:numPr>
-                <w:ilvl w:val="0"/>
-                <w:numId w:val="3"/>
-              </w:numPr>
               <w:spacing w:before="203" w:line="220" w:lineRule="auto"/>
-              <w:ind w:left="420" w:leftChars="0" w:hanging="420" w:firstLineChars="0"/>
-            </w:pPr>
+              <w:ind w:left="155"/>
+            </w:pPr>
+            <w:r>
+              <w:rPr>
+                <w:position w:val="-5"/>
+                <w:lang w:eastAsia="zh-CN"/>
+              </w:rPr>
+              <w:drawing>
+                <wp:inline distT="0" distB="0" distL="0" distR="0">
+                  <wp:extent cx="107950" cy="168910"/>
+                  <wp:effectExtent l="0" t="0" r="13970" b="13970"/>
+                  <wp:docPr id="51" name="IM 22"/>
+                  <wp:cNvGraphicFramePr/>
+                  <a:graphic xmlns:a="http://schemas.openxmlformats.org/drawingml/2006/main">
+                    <a:graphicData uri="http://schemas.openxmlformats.org/drawingml/2006/picture">
+                      <pic:pic xmlns:pic="http://schemas.openxmlformats.org/drawingml/2006/picture">
+                        <pic:nvPicPr>
+                          <pic:cNvPr id="51" name="IM 22"/>
+                          <pic:cNvPicPr/>
+                        </pic:nvPicPr>
+                        <pic:blipFill>
+                          <a:blip r:embed="rId8" cstate="print"/>
+                          <a:stretch>
+                            <a:fillRect/>
+                          </a:stretch>
+                        </pic:blipFill>
+                        <pic:spPr>
+                          <a:xfrm>
+                            <a:off x="0" y="0"/>
+                            <a:ext cx="108204" cy="169011"/>
+                          </a:xfrm>
+                          <a:prstGeom prst="rect">
+                            <a:avLst/>
+                          </a:prstGeom>
+                        </pic:spPr>
+                      </pic:pic>
+                    </a:graphicData>
+                  </a:graphic>
+                </wp:inline>
+              </w:drawing>
+            </w:r>
+            <w:r>
+              <w:rPr>
+                <w:spacing w:val="1"/>
+              </w:rPr>
+              <w:t xml:space="preserve">  </w:t>
+            </w:r>
             <w:r>
               <w:rPr>
                 <w:spacing w:val="-3"/>
@@ -2314,13 +3544,54 @@
             <w:pPr>
               <w:pStyle w:val="26"/>
               <w:widowControl w:val="0"/>
-              <w:numPr>
-                <w:ilvl w:val="0"/>
-                <w:numId w:val="3"/>
-              </w:numPr>
               <w:spacing w:before="203" w:line="220" w:lineRule="auto"/>
-              <w:ind w:left="420" w:leftChars="0" w:hanging="420" w:firstLineChars="0"/>
-            </w:pPr>
+              <w:ind w:left="155"/>
+            </w:pPr>
+            <w:r>
+              <w:rPr>
+                <w:position w:val="-5"/>
+                <w:lang w:eastAsia="zh-CN"/>
+              </w:rPr>
+              <w:drawing>
+                <wp:inline distT="0" distB="0" distL="0" distR="0">
+                  <wp:extent cx="107950" cy="168910"/>
+                  <wp:effectExtent l="0" t="0" r="13970" b="13970"/>
+                  <wp:docPr id="52" name="IM 24"/>
+                  <wp:cNvGraphicFramePr/>
+                  <a:graphic xmlns:a="http://schemas.openxmlformats.org/drawingml/2006/main">
+                    <a:graphicData uri="http://schemas.openxmlformats.org/drawingml/2006/picture">
+                      <pic:pic xmlns:pic="http://schemas.openxmlformats.org/drawingml/2006/picture">
+                        <pic:nvPicPr>
+                          <pic:cNvPr id="52" name="IM 24"/>
+                          <pic:cNvPicPr/>
+                        </pic:nvPicPr>
+                        <pic:blipFill>
+                          <a:blip r:embed="rId7" cstate="print"/>
+                          <a:stretch>
+                            <a:fillRect/>
+                          </a:stretch>
+                        </pic:blipFill>
+                        <pic:spPr>
+                          <a:xfrm>
+                            <a:off x="0" y="0"/>
+                            <a:ext cx="108204" cy="169011"/>
+                          </a:xfrm>
+                          <a:prstGeom prst="rect">
+                            <a:avLst/>
+                          </a:prstGeom>
+                        </pic:spPr>
+                      </pic:pic>
+                    </a:graphicData>
+                  </a:graphic>
+                </wp:inline>
+              </w:drawing>
+            </w:r>
+            <w:r>
+              <w:rPr>
+                <w:spacing w:val="6"/>
+              </w:rPr>
+              <w:t xml:space="preserve">  </w:t>
+            </w:r>
             <w:r>
               <w:rPr>
                 <w:spacing w:val="-5"/>
@@ -2348,14 +3619,79 @@
           </w:tblCellMar>
         </w:tblPrEx>
         <w:trPr>
-          <w:trHeight w:val="2120" w:hRule="atLeast"/>
+          <w:trHeight w:val="2119" w:hRule="atLeast"/>
         </w:trPr>
         <w:tc>
           <w:tcPr>
             <w:tcW w:w="1515" w:type="dxa"/>
             <w:shd w:val="clear" w:color="auto" w:fill="auto"/>
-            <w:vAlign w:val="center"/>
           </w:tcPr>
+          <w:p>
+            <w:pPr>
+              <w:widowControl w:val="0"/>
+              <w:spacing w:line="247" w:lineRule="auto"/>
+            </w:pPr>
+          </w:p>
+          <w:p>
+            <w:pPr>
+              <w:widowControl w:val="0"/>
+              <w:spacing w:line="247" w:lineRule="auto"/>
+            </w:pPr>
+          </w:p>
+          <w:p>
+            <w:pPr>
+              <w:widowControl w:val="0"/>
+              <w:spacing w:line="247" w:lineRule="auto"/>
+            </w:pPr>
+          </w:p>
+          <w:p>
+            <w:pPr>
+              <w:widowControl w:val="0"/>
+              <w:spacing w:line="247" w:lineRule="auto"/>
+            </w:pPr>
+          </w:p>
+          <w:p>
+            <w:pPr>
+              <w:widowControl w:val="0"/>
+              <w:spacing w:line="247" w:lineRule="auto"/>
+            </w:pPr>
+          </w:p>
+          <w:p>
+            <w:pPr>
+              <w:widowControl w:val="0"/>
+              <w:spacing w:line="247" w:lineRule="auto"/>
+            </w:pPr>
+          </w:p>
+          <w:p>
+            <w:pPr>
+              <w:widowControl w:val="0"/>
+              <w:spacing w:line="247" w:lineRule="auto"/>
+            </w:pPr>
+          </w:p>
+          <w:p>
+            <w:pPr>
+              <w:widowControl w:val="0"/>
+              <w:spacing w:line="247" w:lineRule="auto"/>
+            </w:pPr>
+          </w:p>
+          <w:p>
+            <w:pPr>
+              <w:widowControl w:val="0"/>
+              <w:spacing w:line="248" w:lineRule="auto"/>
+            </w:pPr>
+          </w:p>
+          <w:p>
+            <w:pPr>
+              <w:widowControl w:val="0"/>
+              <w:spacing w:line="248" w:lineRule="auto"/>
+            </w:pPr>
+          </w:p>
+          <w:p>
+            <w:pPr>
+              <w:widowControl w:val="0"/>
+              <w:spacing w:line="248" w:lineRule="auto"/>
+            </w:pPr>
+          </w:p>
           <w:p>
             <w:pPr>
               <w:pStyle w:val="26"/>
@@ -2380,13 +3716,54 @@
             <w:pPr>
               <w:pStyle w:val="26"/>
               <w:widowControl w:val="0"/>
-              <w:numPr>
-                <w:ilvl w:val="0"/>
-                <w:numId w:val="3"/>
-              </w:numPr>
               <w:spacing w:before="117" w:line="301" w:lineRule="auto"/>
-              <w:ind w:left="420" w:leftChars="0" w:right="159" w:hanging="420" w:firstLineChars="0"/>
-            </w:pPr>
+              <w:ind w:left="571" w:right="159" w:hanging="416"/>
+            </w:pPr>
+            <w:r>
+              <w:rPr>
+                <w:position w:val="-5"/>
+                <w:lang w:eastAsia="zh-CN"/>
+              </w:rPr>
+              <w:drawing>
+                <wp:inline distT="0" distB="0" distL="0" distR="0">
+                  <wp:extent cx="107950" cy="168910"/>
+                  <wp:effectExtent l="0" t="0" r="13970" b="13970"/>
+                  <wp:docPr id="53" name="IM 26"/>
+                  <wp:cNvGraphicFramePr/>
+                  <a:graphic xmlns:a="http://schemas.openxmlformats.org/drawingml/2006/main">
+                    <a:graphicData uri="http://schemas.openxmlformats.org/drawingml/2006/picture">
+                      <pic:pic xmlns:pic="http://schemas.openxmlformats.org/drawingml/2006/picture">
+                        <pic:nvPicPr>
+                          <pic:cNvPr id="53" name="IM 26"/>
+                          <pic:cNvPicPr/>
+                        </pic:nvPicPr>
+                        <pic:blipFill>
+                          <a:blip r:embed="rId9" cstate="print"/>
+                          <a:stretch>
+                            <a:fillRect/>
+                          </a:stretch>
+                        </pic:blipFill>
+                        <pic:spPr>
+                          <a:xfrm>
+                            <a:off x="0" y="0"/>
+                            <a:ext cx="108204" cy="169011"/>
+                          </a:xfrm>
+                          <a:prstGeom prst="rect">
+                            <a:avLst/>
+                          </a:prstGeom>
+                        </pic:spPr>
+                      </pic:pic>
+                    </a:graphicData>
+                  </a:graphic>
+                </wp:inline>
+              </w:drawing>
+            </w:r>
+            <w:r>
+              <w:rPr>
+                <w:spacing w:val="9"/>
+              </w:rPr>
+              <w:t xml:space="preserve">  </w:t>
+            </w:r>
             <w:r>
               <w:rPr>
                 <w:spacing w:val="-1"/>
@@ -2404,13 +3781,54 @@
             <w:pPr>
               <w:pStyle w:val="26"/>
               <w:widowControl w:val="0"/>
-              <w:numPr>
-                <w:ilvl w:val="0"/>
-                <w:numId w:val="3"/>
-              </w:numPr>
               <w:spacing w:before="194" w:line="220" w:lineRule="auto"/>
-              <w:ind w:left="420" w:leftChars="0" w:hanging="420" w:firstLineChars="0"/>
-            </w:pPr>
+              <w:ind w:left="155"/>
+            </w:pPr>
+            <w:r>
+              <w:rPr>
+                <w:position w:val="-5"/>
+                <w:lang w:eastAsia="zh-CN"/>
+              </w:rPr>
+              <w:drawing>
+                <wp:inline distT="0" distB="0" distL="0" distR="0">
+                  <wp:extent cx="107950" cy="168910"/>
+                  <wp:effectExtent l="0" t="0" r="13970" b="13970"/>
+                  <wp:docPr id="54" name="IM 28"/>
+                  <wp:cNvGraphicFramePr/>
+                  <a:graphic xmlns:a="http://schemas.openxmlformats.org/drawingml/2006/main">
+                    <a:graphicData uri="http://schemas.openxmlformats.org/drawingml/2006/picture">
+                      <pic:pic xmlns:pic="http://schemas.openxmlformats.org/drawingml/2006/picture">
+                        <pic:nvPicPr>
+                          <pic:cNvPr id="54" name="IM 28"/>
+                          <pic:cNvPicPr/>
+                        </pic:nvPicPr>
+                        <pic:blipFill>
+                          <a:blip r:embed="rId8" cstate="print"/>
+                          <a:stretch>
+                            <a:fillRect/>
+                          </a:stretch>
+                        </pic:blipFill>
+                        <pic:spPr>
+                          <a:xfrm>
+                            <a:off x="0" y="0"/>
+                            <a:ext cx="108204" cy="169011"/>
+                          </a:xfrm>
+                          <a:prstGeom prst="rect">
+                            <a:avLst/>
+                          </a:prstGeom>
+                        </pic:spPr>
+                      </pic:pic>
+                    </a:graphicData>
+                  </a:graphic>
+                </wp:inline>
+              </w:drawing>
+            </w:r>
+            <w:r>
+              <w:rPr>
+                <w:spacing w:val="5"/>
+              </w:rPr>
+              <w:t xml:space="preserve">  </w:t>
+            </w:r>
             <w:r>
               <w:rPr>
                 <w:spacing w:val="-4"/>
@@ -2422,13 +3840,54 @@
             <w:pPr>
               <w:pStyle w:val="26"/>
               <w:widowControl w:val="0"/>
-              <w:numPr>
-                <w:ilvl w:val="0"/>
-                <w:numId w:val="3"/>
-              </w:numPr>
               <w:spacing w:before="203" w:line="220" w:lineRule="auto"/>
-              <w:ind w:left="420" w:leftChars="0" w:hanging="420" w:firstLineChars="0"/>
-            </w:pPr>
+              <w:ind w:left="155"/>
+            </w:pPr>
+            <w:r>
+              <w:rPr>
+                <w:position w:val="-5"/>
+                <w:lang w:eastAsia="zh-CN"/>
+              </w:rPr>
+              <w:drawing>
+                <wp:inline distT="0" distB="0" distL="0" distR="0">
+                  <wp:extent cx="107950" cy="168910"/>
+                  <wp:effectExtent l="0" t="0" r="13970" b="13970"/>
+                  <wp:docPr id="55" name="IM 30"/>
+                  <wp:cNvGraphicFramePr/>
+                  <a:graphic xmlns:a="http://schemas.openxmlformats.org/drawingml/2006/main">
+                    <a:graphicData uri="http://schemas.openxmlformats.org/drawingml/2006/picture">
+                      <pic:pic xmlns:pic="http://schemas.openxmlformats.org/drawingml/2006/picture">
+                        <pic:nvPicPr>
+                          <pic:cNvPr id="55" name="IM 30"/>
+                          <pic:cNvPicPr/>
+                        </pic:nvPicPr>
+                        <pic:blipFill>
+                          <a:blip r:embed="rId7" cstate="print"/>
+                          <a:stretch>
+                            <a:fillRect/>
+                          </a:stretch>
+                        </pic:blipFill>
+                        <pic:spPr>
+                          <a:xfrm>
+                            <a:off x="0" y="0"/>
+                            <a:ext cx="108204" cy="169011"/>
+                          </a:xfrm>
+                          <a:prstGeom prst="rect">
+                            <a:avLst/>
+                          </a:prstGeom>
+                        </pic:spPr>
+                      </pic:pic>
+                    </a:graphicData>
+                  </a:graphic>
+                </wp:inline>
+              </w:drawing>
+            </w:r>
+            <w:r>
+              <w:rPr>
+                <w:spacing w:val="5"/>
+              </w:rPr>
+              <w:t xml:space="preserve">  </w:t>
+            </w:r>
             <w:r>
               <w:rPr>
                 <w:spacing w:val="-4"/>
@@ -2440,13 +3899,54 @@
             <w:pPr>
               <w:pStyle w:val="26"/>
               <w:widowControl w:val="0"/>
-              <w:numPr>
-                <w:ilvl w:val="0"/>
-                <w:numId w:val="3"/>
-              </w:numPr>
               <w:spacing w:before="202" w:line="220" w:lineRule="auto"/>
-              <w:ind w:left="420" w:leftChars="0" w:hanging="420" w:firstLineChars="0"/>
-            </w:pPr>
+              <w:ind w:left="155"/>
+            </w:pPr>
+            <w:r>
+              <w:rPr>
+                <w:position w:val="-5"/>
+                <w:lang w:eastAsia="zh-CN"/>
+              </w:rPr>
+              <w:drawing>
+                <wp:inline distT="0" distB="0" distL="0" distR="0">
+                  <wp:extent cx="107950" cy="168910"/>
+                  <wp:effectExtent l="0" t="0" r="13970" b="13970"/>
+                  <wp:docPr id="56" name="IM 32"/>
+                  <wp:cNvGraphicFramePr/>
+                  <a:graphic xmlns:a="http://schemas.openxmlformats.org/drawingml/2006/main">
+                    <a:graphicData uri="http://schemas.openxmlformats.org/drawingml/2006/picture">
+                      <pic:pic xmlns:pic="http://schemas.openxmlformats.org/drawingml/2006/picture">
+                        <pic:nvPicPr>
+                          <pic:cNvPr id="56" name="IM 32"/>
+                          <pic:cNvPicPr/>
+                        </pic:nvPicPr>
+                        <pic:blipFill>
+                          <a:blip r:embed="rId7" cstate="print"/>
+                          <a:stretch>
+                            <a:fillRect/>
+                          </a:stretch>
+                        </pic:blipFill>
+                        <pic:spPr>
+                          <a:xfrm>
+                            <a:off x="0" y="0"/>
+                            <a:ext cx="108204" cy="169011"/>
+                          </a:xfrm>
+                          <a:prstGeom prst="rect">
+                            <a:avLst/>
+                          </a:prstGeom>
+                        </pic:spPr>
+                      </pic:pic>
+                    </a:graphicData>
+                  </a:graphic>
+                </wp:inline>
+              </w:drawing>
+            </w:r>
+            <w:r>
+              <w:rPr>
+                <w:spacing w:val="5"/>
+              </w:rPr>
+              <w:t xml:space="preserve">  </w:t>
+            </w:r>
             <w:r>
               <w:rPr>
                 <w:spacing w:val="-2"/>
@@ -2458,13 +3958,54 @@
             <w:pPr>
               <w:pStyle w:val="26"/>
               <w:widowControl w:val="0"/>
-              <w:numPr>
-                <w:ilvl w:val="0"/>
-                <w:numId w:val="3"/>
-              </w:numPr>
               <w:spacing w:before="203" w:line="220" w:lineRule="auto"/>
-              <w:ind w:left="420" w:leftChars="0" w:hanging="420" w:firstLineChars="0"/>
-            </w:pPr>
+              <w:ind w:left="155"/>
+            </w:pPr>
+            <w:r>
+              <w:rPr>
+                <w:position w:val="-5"/>
+                <w:lang w:eastAsia="zh-CN"/>
+              </w:rPr>
+              <w:drawing>
+                <wp:inline distT="0" distB="0" distL="0" distR="0">
+                  <wp:extent cx="107950" cy="168910"/>
+                  <wp:effectExtent l="0" t="0" r="13970" b="13970"/>
+                  <wp:docPr id="57" name="IM 34"/>
+                  <wp:cNvGraphicFramePr/>
+                  <a:graphic xmlns:a="http://schemas.openxmlformats.org/drawingml/2006/main">
+                    <a:graphicData uri="http://schemas.openxmlformats.org/drawingml/2006/picture">
+                      <pic:pic xmlns:pic="http://schemas.openxmlformats.org/drawingml/2006/picture">
+                        <pic:nvPicPr>
+                          <pic:cNvPr id="57" name="IM 34"/>
+                          <pic:cNvPicPr/>
+                        </pic:nvPicPr>
+                        <pic:blipFill>
+                          <a:blip r:embed="rId9" cstate="print"/>
+                          <a:stretch>
+                            <a:fillRect/>
+                          </a:stretch>
+                        </pic:blipFill>
+                        <pic:spPr>
+                          <a:xfrm>
+                            <a:off x="0" y="0"/>
+                            <a:ext cx="108204" cy="169011"/>
+                          </a:xfrm>
+                          <a:prstGeom prst="rect">
+                            <a:avLst/>
+                          </a:prstGeom>
+                        </pic:spPr>
+                      </pic:pic>
+                    </a:graphicData>
+                  </a:graphic>
+                </wp:inline>
+              </w:drawing>
+            </w:r>
+            <w:r>
+              <w:rPr>
+                <w:spacing w:val="11"/>
+              </w:rPr>
+              <w:t xml:space="preserve">  </w:t>
+            </w:r>
             <w:r>
               <w:rPr>
                 <w:spacing w:val="-5"/>
@@ -2476,13 +4017,54 @@
             <w:pPr>
               <w:pStyle w:val="26"/>
               <w:widowControl w:val="0"/>
-              <w:numPr>
-                <w:ilvl w:val="0"/>
-                <w:numId w:val="3"/>
-              </w:numPr>
               <w:spacing w:before="203" w:line="220" w:lineRule="auto"/>
-              <w:ind w:left="420" w:leftChars="0" w:hanging="420" w:firstLineChars="0"/>
-            </w:pPr>
+              <w:ind w:left="155"/>
+            </w:pPr>
+            <w:r>
+              <w:rPr>
+                <w:position w:val="-5"/>
+                <w:lang w:eastAsia="zh-CN"/>
+              </w:rPr>
+              <w:drawing>
+                <wp:inline distT="0" distB="0" distL="0" distR="0">
+                  <wp:extent cx="107950" cy="168910"/>
+                  <wp:effectExtent l="0" t="0" r="13970" b="13970"/>
+                  <wp:docPr id="58" name="IM 36"/>
+                  <wp:cNvGraphicFramePr/>
+                  <a:graphic xmlns:a="http://schemas.openxmlformats.org/drawingml/2006/main">
+                    <a:graphicData uri="http://schemas.openxmlformats.org/drawingml/2006/picture">
+                      <pic:pic xmlns:pic="http://schemas.openxmlformats.org/drawingml/2006/picture">
+                        <pic:nvPicPr>
+                          <pic:cNvPr id="58" name="IM 36"/>
+                          <pic:cNvPicPr/>
+                        </pic:nvPicPr>
+                        <pic:blipFill>
+                          <a:blip r:embed="rId7" cstate="print"/>
+                          <a:stretch>
+                            <a:fillRect/>
+                          </a:stretch>
+                        </pic:blipFill>
+                        <pic:spPr>
+                          <a:xfrm>
+                            <a:off x="0" y="0"/>
+                            <a:ext cx="108204" cy="169011"/>
+                          </a:xfrm>
+                          <a:prstGeom prst="rect">
+                            <a:avLst/>
+                          </a:prstGeom>
+                        </pic:spPr>
+                      </pic:pic>
+                    </a:graphicData>
+                  </a:graphic>
+                </wp:inline>
+              </w:drawing>
+            </w:r>
+            <w:r>
+              <w:rPr>
+                <w:spacing w:val="1"/>
+              </w:rPr>
+              <w:t xml:space="preserve">  </w:t>
+            </w:r>
             <w:r>
               <w:rPr>
                 <w:spacing w:val="-3"/>
@@ -2494,13 +4076,54 @@
             <w:pPr>
               <w:pStyle w:val="26"/>
               <w:widowControl w:val="0"/>
-              <w:numPr>
-                <w:ilvl w:val="0"/>
-                <w:numId w:val="3"/>
-              </w:numPr>
               <w:spacing w:before="204" w:line="301" w:lineRule="auto"/>
-              <w:ind w:left="420" w:leftChars="0" w:right="279" w:hanging="420" w:firstLineChars="0"/>
-            </w:pPr>
+              <w:ind w:left="573" w:right="279" w:hanging="418"/>
+            </w:pPr>
+            <w:r>
+              <w:rPr>
+                <w:position w:val="-5"/>
+                <w:lang w:eastAsia="zh-CN"/>
+              </w:rPr>
+              <w:drawing>
+                <wp:inline distT="0" distB="0" distL="0" distR="0">
+                  <wp:extent cx="107950" cy="168910"/>
+                  <wp:effectExtent l="0" t="0" r="13970" b="13970"/>
+                  <wp:docPr id="59" name="IM 38"/>
+                  <wp:cNvGraphicFramePr/>
+                  <a:graphic xmlns:a="http://schemas.openxmlformats.org/drawingml/2006/main">
+                    <a:graphicData uri="http://schemas.openxmlformats.org/drawingml/2006/picture">
+                      <pic:pic xmlns:pic="http://schemas.openxmlformats.org/drawingml/2006/picture">
+                        <pic:nvPicPr>
+                          <pic:cNvPr id="59" name="IM 38"/>
+                          <pic:cNvPicPr/>
+                        </pic:nvPicPr>
+                        <pic:blipFill>
+                          <a:blip r:embed="rId8" cstate="print"/>
+                          <a:stretch>
+                            <a:fillRect/>
+                          </a:stretch>
+                        </pic:blipFill>
+                        <pic:spPr>
+                          <a:xfrm>
+                            <a:off x="0" y="0"/>
+                            <a:ext cx="108204" cy="169011"/>
+                          </a:xfrm>
+                          <a:prstGeom prst="rect">
+                            <a:avLst/>
+                          </a:prstGeom>
+                        </pic:spPr>
+                      </pic:pic>
+                    </a:graphicData>
+                  </a:graphic>
+                </wp:inline>
+              </w:drawing>
+            </w:r>
+            <w:r>
+              <w:rPr>
+                <w:spacing w:val="9"/>
+              </w:rPr>
+              <w:t xml:space="preserve">  </w:t>
+            </w:r>
             <w:r>
               <w:rPr>
                 <w:spacing w:val="-1"/>
@@ -2518,13 +4141,54 @@
             <w:pPr>
               <w:pStyle w:val="26"/>
               <w:widowControl w:val="0"/>
-              <w:numPr>
-                <w:ilvl w:val="0"/>
-                <w:numId w:val="3"/>
-              </w:numPr>
               <w:spacing w:before="195" w:line="326" w:lineRule="auto"/>
-              <w:ind w:left="420" w:leftChars="0" w:right="279" w:hanging="420" w:firstLineChars="0"/>
-            </w:pPr>
+              <w:ind w:left="571" w:right="279" w:hanging="416"/>
+            </w:pPr>
+            <w:r>
+              <w:rPr>
+                <w:position w:val="-5"/>
+                <w:lang w:eastAsia="zh-CN"/>
+              </w:rPr>
+              <w:drawing>
+                <wp:inline distT="0" distB="0" distL="0" distR="0">
+                  <wp:extent cx="107950" cy="168910"/>
+                  <wp:effectExtent l="0" t="0" r="13970" b="13970"/>
+                  <wp:docPr id="60" name="IM 40"/>
+                  <wp:cNvGraphicFramePr/>
+                  <a:graphic xmlns:a="http://schemas.openxmlformats.org/drawingml/2006/main">
+                    <a:graphicData uri="http://schemas.openxmlformats.org/drawingml/2006/picture">
+                      <pic:pic xmlns:pic="http://schemas.openxmlformats.org/drawingml/2006/picture">
+                        <pic:nvPicPr>
+                          <pic:cNvPr id="60" name="IM 40"/>
+                          <pic:cNvPicPr/>
+                        </pic:nvPicPr>
+                        <pic:blipFill>
+                          <a:blip r:embed="rId7" cstate="print"/>
+                          <a:stretch>
+                            <a:fillRect/>
+                          </a:stretch>
+                        </pic:blipFill>
+                        <pic:spPr>
+                          <a:xfrm>
+                            <a:off x="0" y="0"/>
+                            <a:ext cx="108204" cy="169011"/>
+                          </a:xfrm>
+                          <a:prstGeom prst="rect">
+                            <a:avLst/>
+                          </a:prstGeom>
+                        </pic:spPr>
+                      </pic:pic>
+                    </a:graphicData>
+                  </a:graphic>
+                </wp:inline>
+              </w:drawing>
+            </w:r>
+            <w:r>
+              <w:rPr>
+                <w:spacing w:val="9"/>
+              </w:rPr>
+              <w:t xml:space="preserve">  </w:t>
+            </w:r>
             <w:r>
               <w:rPr>
                 <w:spacing w:val="-1"/>
@@ -2558,14 +4222,25 @@
           </w:tblCellMar>
         </w:tblPrEx>
         <w:trPr>
-          <w:trHeight w:val="2120" w:hRule="atLeast"/>
+          <w:trHeight w:val="2119" w:hRule="atLeast"/>
         </w:trPr>
         <w:tc>
           <w:tcPr>
             <w:tcW w:w="1515" w:type="dxa"/>
             <w:shd w:val="clear" w:color="auto" w:fill="auto"/>
-            <w:vAlign w:val="center"/>
           </w:tcPr>
+          <w:p>
+            <w:pPr>
+              <w:widowControl w:val="0"/>
+              <w:spacing w:line="269" w:lineRule="auto"/>
+            </w:pPr>
+          </w:p>
+          <w:p>
+            <w:pPr>
+              <w:widowControl w:val="0"/>
+              <w:spacing w:line="269" w:lineRule="auto"/>
+            </w:pPr>
+          </w:p>
           <w:p>
             <w:pPr>
               <w:pStyle w:val="26"/>
@@ -2590,13 +4265,54 @@
             <w:pPr>
               <w:pStyle w:val="26"/>
               <w:widowControl w:val="0"/>
-              <w:numPr>
-                <w:ilvl w:val="0"/>
-                <w:numId w:val="3"/>
-              </w:numPr>
               <w:spacing w:before="121" w:line="220" w:lineRule="auto"/>
-              <w:ind w:left="420" w:leftChars="0" w:hanging="420" w:firstLineChars="0"/>
-            </w:pPr>
+              <w:ind w:left="155"/>
+            </w:pPr>
+            <w:r>
+              <w:rPr>
+                <w:position w:val="-5"/>
+                <w:lang w:eastAsia="zh-CN"/>
+              </w:rPr>
+              <w:drawing>
+                <wp:inline distT="0" distB="0" distL="0" distR="0">
+                  <wp:extent cx="107950" cy="168910"/>
+                  <wp:effectExtent l="0" t="0" r="13970" b="13970"/>
+                  <wp:docPr id="61" name="IM 42"/>
+                  <wp:cNvGraphicFramePr/>
+                  <a:graphic xmlns:a="http://schemas.openxmlformats.org/drawingml/2006/main">
+                    <a:graphicData uri="http://schemas.openxmlformats.org/drawingml/2006/picture">
+                      <pic:pic xmlns:pic="http://schemas.openxmlformats.org/drawingml/2006/picture">
+                        <pic:nvPicPr>
+                          <pic:cNvPr id="61" name="IM 42"/>
+                          <pic:cNvPicPr/>
+                        </pic:nvPicPr>
+                        <pic:blipFill>
+                          <a:blip r:embed="rId7" cstate="print"/>
+                          <a:stretch>
+                            <a:fillRect/>
+                          </a:stretch>
+                        </pic:blipFill>
+                        <pic:spPr>
+                          <a:xfrm>
+                            <a:off x="0" y="0"/>
+                            <a:ext cx="108204" cy="169011"/>
+                          </a:xfrm>
+                          <a:prstGeom prst="rect">
+                            <a:avLst/>
+                          </a:prstGeom>
+                        </pic:spPr>
+                      </pic:pic>
+                    </a:graphicData>
+                  </a:graphic>
+                </wp:inline>
+              </w:drawing>
+            </w:r>
+            <w:r>
+              <w:rPr>
+                <w:spacing w:val="7"/>
+              </w:rPr>
+              <w:t xml:space="preserve">  </w:t>
+            </w:r>
             <w:r>
               <w:rPr>
                 <w:spacing w:val="-6"/>
@@ -2608,13 +4324,54 @@
             <w:pPr>
               <w:pStyle w:val="26"/>
               <w:widowControl w:val="0"/>
-              <w:numPr>
-                <w:ilvl w:val="0"/>
-                <w:numId w:val="3"/>
-              </w:numPr>
               <w:spacing w:before="202" w:line="220" w:lineRule="auto"/>
-              <w:ind w:left="420" w:leftChars="0" w:hanging="420" w:firstLineChars="0"/>
-            </w:pPr>
+              <w:ind w:left="155"/>
+            </w:pPr>
+            <w:r>
+              <w:rPr>
+                <w:position w:val="-5"/>
+                <w:lang w:eastAsia="zh-CN"/>
+              </w:rPr>
+              <w:drawing>
+                <wp:inline distT="0" distB="0" distL="0" distR="0">
+                  <wp:extent cx="107950" cy="168910"/>
+                  <wp:effectExtent l="0" t="0" r="13970" b="13970"/>
+                  <wp:docPr id="62" name="IM 44"/>
+                  <wp:cNvGraphicFramePr/>
+                  <a:graphic xmlns:a="http://schemas.openxmlformats.org/drawingml/2006/main">
+                    <a:graphicData uri="http://schemas.openxmlformats.org/drawingml/2006/picture">
+                      <pic:pic xmlns:pic="http://schemas.openxmlformats.org/drawingml/2006/picture">
+                        <pic:nvPicPr>
+                          <pic:cNvPr id="62" name="IM 44"/>
+                          <pic:cNvPicPr/>
+                        </pic:nvPicPr>
+                        <pic:blipFill>
+                          <a:blip r:embed="rId7" cstate="print"/>
+                          <a:stretch>
+                            <a:fillRect/>
+                          </a:stretch>
+                        </pic:blipFill>
+                        <pic:spPr>
+                          <a:xfrm>
+                            <a:off x="0" y="0"/>
+                            <a:ext cx="108204" cy="169011"/>
+                          </a:xfrm>
+                          <a:prstGeom prst="rect">
+                            <a:avLst/>
+                          </a:prstGeom>
+                        </pic:spPr>
+                      </pic:pic>
+                    </a:graphicData>
+                  </a:graphic>
+                </wp:inline>
+              </w:drawing>
+            </w:r>
+            <w:r>
+              <w:rPr>
+                <w:spacing w:val="4"/>
+              </w:rPr>
+              <w:t xml:space="preserve">  </w:t>
+            </w:r>
             <w:r>
               <w:rPr>
                 <w:spacing w:val="-6"/>
@@ -2626,18 +4383,59 @@
             <w:pPr>
               <w:pStyle w:val="26"/>
               <w:widowControl w:val="0"/>
-              <w:numPr>
-                <w:ilvl w:val="0"/>
-                <w:numId w:val="3"/>
-              </w:numPr>
               <w:spacing w:before="202" w:line="220" w:lineRule="auto"/>
-              <w:ind w:left="420" w:leftChars="0" w:hanging="420" w:firstLineChars="0"/>
+              <w:ind w:left="155"/>
               <w:rPr>
                 <w:spacing w:val="-3"/>
               </w:rPr>
             </w:pPr>
             <w:r>
               <w:rPr>
+                <w:position w:val="-5"/>
+                <w:lang w:eastAsia="zh-CN"/>
+              </w:rPr>
+              <w:drawing>
+                <wp:inline distT="0" distB="0" distL="0" distR="0">
+                  <wp:extent cx="107950" cy="168910"/>
+                  <wp:effectExtent l="0" t="0" r="13970" b="13970"/>
+                  <wp:docPr id="63" name="IM 46"/>
+                  <wp:cNvGraphicFramePr/>
+                  <a:graphic xmlns:a="http://schemas.openxmlformats.org/drawingml/2006/main">
+                    <a:graphicData uri="http://schemas.openxmlformats.org/drawingml/2006/picture">
+                      <pic:pic xmlns:pic="http://schemas.openxmlformats.org/drawingml/2006/picture">
+                        <pic:nvPicPr>
+                          <pic:cNvPr id="63" name="IM 46"/>
+                          <pic:cNvPicPr/>
+                        </pic:nvPicPr>
+                        <pic:blipFill>
+                          <a:blip r:embed="rId8" cstate="print"/>
+                          <a:stretch>
+                            <a:fillRect/>
+                          </a:stretch>
+                        </pic:blipFill>
+                        <pic:spPr>
+                          <a:xfrm>
+                            <a:off x="0" y="0"/>
+                            <a:ext cx="108204" cy="169011"/>
+                          </a:xfrm>
+                          <a:prstGeom prst="rect">
+                            <a:avLst/>
+                          </a:prstGeom>
+                        </pic:spPr>
+                      </pic:pic>
+                    </a:graphicData>
+                  </a:graphic>
+                </wp:inline>
+              </w:drawing>
+            </w:r>
+            <w:r>
+              <w:rPr>
+                <w:spacing w:val="8"/>
+              </w:rPr>
+              <w:t xml:space="preserve">  </w:t>
+            </w:r>
+            <w:r>
+              <w:rPr>
                 <w:spacing w:val="-3"/>
               </w:rPr>
               <w:t>接受质量部的监督和检查，并定期汇报计划的实施情况；</w:t>
@@ -2647,16 +4445,57 @@
             <w:pPr>
               <w:pStyle w:val="26"/>
               <w:widowControl w:val="0"/>
-              <w:numPr>
-                <w:ilvl w:val="0"/>
-                <w:numId w:val="3"/>
-              </w:numPr>
               <w:spacing w:before="202" w:line="220" w:lineRule="auto"/>
-              <w:ind w:left="420" w:leftChars="0" w:hanging="420" w:firstLineChars="0"/>
+              <w:ind w:left="155"/>
               <w:rPr>
                 <w:spacing w:val="-3"/>
               </w:rPr>
             </w:pPr>
+            <w:r>
+              <w:rPr>
+                <w:position w:val="-5"/>
+                <w:lang w:eastAsia="zh-CN"/>
+              </w:rPr>
+              <w:drawing>
+                <wp:inline distT="0" distB="0" distL="0" distR="0">
+                  <wp:extent cx="107950" cy="168910"/>
+                  <wp:effectExtent l="0" t="0" r="13970" b="13970"/>
+                  <wp:docPr id="64" name="IM 48"/>
+                  <wp:cNvGraphicFramePr/>
+                  <a:graphic xmlns:a="http://schemas.openxmlformats.org/drawingml/2006/main">
+                    <a:graphicData uri="http://schemas.openxmlformats.org/drawingml/2006/picture">
+                      <pic:pic xmlns:pic="http://schemas.openxmlformats.org/drawingml/2006/picture">
+                        <pic:nvPicPr>
+                          <pic:cNvPr id="64" name="IM 48"/>
+                          <pic:cNvPicPr/>
+                        </pic:nvPicPr>
+                        <pic:blipFill>
+                          <a:blip r:embed="rId7" cstate="print"/>
+                          <a:stretch>
+                            <a:fillRect/>
+                          </a:stretch>
+                        </pic:blipFill>
+                        <pic:spPr>
+                          <a:xfrm>
+                            <a:off x="0" y="0"/>
+                            <a:ext cx="108204" cy="169012"/>
+                          </a:xfrm>
+                          <a:prstGeom prst="rect">
+                            <a:avLst/>
+                          </a:prstGeom>
+                        </pic:spPr>
+                      </pic:pic>
+                    </a:graphicData>
+                  </a:graphic>
+                </wp:inline>
+              </w:drawing>
+            </w:r>
+            <w:r>
+              <w:rPr>
+                <w:spacing w:val="2"/>
+              </w:rPr>
+              <w:t xml:space="preserve">  </w:t>
+            </w:r>
             <w:r>
               <w:rPr>
                 <w:spacing w:val="-2"/>
@@ -2694,7 +4533,7 @@
       </w:pPr>
       <w:bookmarkStart w:id="8" w:name="bookmark1"/>
       <w:bookmarkEnd w:id="8"/>
-      <w:bookmarkStart w:id="9" w:name="_Toc23031"/>
+      <w:bookmarkStart w:id="9" w:name="_Toc16861"/>
       <w:r>
         <w:t>服务质量管理活动</w:t>
       </w:r>
@@ -2718,7 +4557,7 @@
           <w:sz w:val="24"/>
           <w:szCs w:val="24"/>
         </w:rPr>
-        <w:t>为达成服务质量目标，检查运维体系的实施情况，202</w:t>
+        <w:t>为达成服务质量目标，检查运维体系的实施情况，</w:t>
       </w:r>
       <w:r>
         <w:rPr>
@@ -2726,9 +4565,9 @@
           <w:spacing w:val="-4"/>
           <w:sz w:val="24"/>
           <w:szCs w:val="24"/>
-          <w:lang w:val="en-US" w:eastAsia="zh-CN"/>
-        </w:rPr>
-        <w:t>6</w:t>
+          <w:lang w:eastAsia="zh-CN"/>
+        </w:rPr>
+        <w:t>2026</w:t>
       </w:r>
       <w:r>
         <w:rPr>
@@ -2745,7 +4584,7 @@
         <w:pStyle w:val="29"/>
         <w:bidi w:val="0"/>
       </w:pPr>
-      <w:bookmarkStart w:id="10" w:name="_Toc18302"/>
+      <w:bookmarkStart w:id="10" w:name="_Toc17668"/>
       <w:r>
         <w:t>运维服务能力</w:t>
       </w:r>
@@ -2761,22 +4600,51 @@
     <w:p>
       <w:pPr>
         <w:widowControl w:val="0"/>
-        <w:ind w:firstLine="480" w:firstLineChars="200"/>
+        <w:ind w:firstLine="476" w:firstLineChars="200"/>
+        <w:rPr>
+          <w:rFonts w:ascii="宋体" w:hAnsi="宋体" w:cs="宋体"/>
+          <w:spacing w:val="-1"/>
+          <w:sz w:val="24"/>
+          <w:szCs w:val="24"/>
+        </w:rPr>
+      </w:pPr>
+      <w:r>
         <w:rPr>
           <w:rFonts w:hint="eastAsia" w:ascii="宋体" w:hAnsi="宋体" w:cs="宋体"/>
           <w:spacing w:val="-1"/>
           <w:sz w:val="24"/>
           <w:szCs w:val="24"/>
         </w:rPr>
-      </w:pPr>
+        <w:t>计划在202</w:t>
+      </w:r>
       <w:r>
         <w:rPr>
           <w:rFonts w:hint="eastAsia" w:ascii="宋体" w:hAnsi="宋体" w:cs="宋体"/>
+          <w:spacing w:val="-1"/>
+          <w:sz w:val="24"/>
+          <w:szCs w:val="24"/>
+          <w:lang w:val="en-US" w:eastAsia="zh-CN"/>
+        </w:rPr>
+        <w:t>6</w:t>
+      </w:r>
+      <w:r>
+        <w:rPr>
+          <w:rFonts w:hint="eastAsia" w:ascii="宋体" w:hAnsi="宋体" w:cs="宋体"/>
+          <w:spacing w:val="-1"/>
+          <w:sz w:val="24"/>
+          <w:szCs w:val="24"/>
+        </w:rPr>
+        <w:t>年</w:t>
+      </w:r>
+      <w:r>
+        <w:rPr>
+          <w:rFonts w:hint="eastAsia" w:ascii="宋体" w:hAnsi="宋体" w:cs="宋体"/>
+          <w:spacing w:val="-1"/>
           <w:sz w:val="24"/>
           <w:szCs w:val="24"/>
           <w:lang w:eastAsia="zh-CN"/>
         </w:rPr>
-        <w:t>计划在2026年12月进行年度运维服务能力体系内部评审，</w:t>
+        <w:t>12</w:t>
       </w:r>
       <w:r>
         <w:rPr>
@@ -2785,16 +4653,34 @@
           <w:sz w:val="24"/>
           <w:szCs w:val="24"/>
         </w:rPr>
-        <w:t>由</w:t>
+        <w:t>月进行</w:t>
       </w:r>
       <w:r>
         <w:rPr>
           <w:rFonts w:hint="eastAsia" w:ascii="宋体" w:hAnsi="宋体" w:cs="宋体"/>
-          <w:spacing w:val="-1"/>
           <w:sz w:val="24"/>
           <w:szCs w:val="24"/>
           <w:lang w:eastAsia="zh-CN"/>
         </w:rPr>
+        <w:t>运维服务能力体系内部评审</w:t>
+      </w:r>
+      <w:r>
+        <w:rPr>
+          <w:rFonts w:hint="eastAsia" w:ascii="宋体" w:hAnsi="宋体" w:cs="宋体"/>
+          <w:spacing w:val="-1"/>
+          <w:sz w:val="24"/>
+          <w:szCs w:val="24"/>
+        </w:rPr>
+        <w:t>，由</w:t>
+      </w:r>
+      <w:r>
+        <w:rPr>
+          <w:rFonts w:hint="eastAsia" w:ascii="宋体" w:hAnsi="宋体" w:cs="宋体"/>
+          <w:spacing w:val="-1"/>
+          <w:sz w:val="24"/>
+          <w:szCs w:val="24"/>
+          <w:lang w:eastAsia="zh-CN"/>
+        </w:rPr>
         <w:t>质量部</w:t>
       </w:r>
       <w:r>
@@ -2862,110 +4748,6 @@
           <w:szCs w:val="24"/>
         </w:rPr>
         <w:t>确定新的运维管理体系是否适合公司的实际工作情况。</w:t>
-      </w:r>
-    </w:p>
-    <w:p>
-      <w:pPr>
-        <w:widowControl w:val="0"/>
-        <w:ind w:firstLine="476" w:firstLineChars="200"/>
-        <w:rPr>
-          <w:rFonts w:hint="eastAsia" w:ascii="宋体" w:hAnsi="宋体" w:cs="宋体"/>
-          <w:spacing w:val="-1"/>
-          <w:sz w:val="24"/>
-          <w:szCs w:val="24"/>
-          <w:lang w:val="en-US" w:eastAsia="zh-CN"/>
-        </w:rPr>
-      </w:pPr>
-      <w:r>
-        <w:rPr>
-          <w:rFonts w:hint="eastAsia" w:ascii="宋体" w:hAnsi="宋体" w:cs="宋体"/>
-          <w:spacing w:val="-1"/>
-          <w:sz w:val="24"/>
-          <w:szCs w:val="24"/>
-          <w:lang w:val="en-US" w:eastAsia="zh-CN"/>
-        </w:rPr>
-        <w:t>评审重点：</w:t>
-      </w:r>
-    </w:p>
-    <w:p>
-      <w:pPr>
-        <w:widowControl w:val="0"/>
-        <w:numPr>
-          <w:ilvl w:val="0"/>
-          <w:numId w:val="4"/>
-        </w:numPr>
-        <w:ind w:left="425" w:leftChars="0" w:hanging="425" w:firstLineChars="0"/>
-        <w:rPr>
-          <w:rFonts w:hint="default" w:ascii="宋体" w:hAnsi="宋体" w:cs="宋体"/>
-          <w:spacing w:val="-1"/>
-          <w:sz w:val="24"/>
-          <w:szCs w:val="24"/>
-          <w:lang w:val="en-US" w:eastAsia="zh-CN"/>
-        </w:rPr>
-      </w:pPr>
-      <w:r>
-        <w:rPr>
-          <w:rFonts w:hint="default" w:ascii="宋体" w:hAnsi="宋体" w:cs="宋体"/>
-          <w:spacing w:val="-1"/>
-          <w:sz w:val="24"/>
-          <w:szCs w:val="24"/>
-          <w:lang w:val="en-US" w:eastAsia="zh-CN"/>
-        </w:rPr>
-        <w:t>验证运维服务能力体系与ITSS标准的符合性</w:t>
-      </w:r>
-    </w:p>
-    <w:p>
-      <w:pPr>
-        <w:widowControl w:val="0"/>
-        <w:numPr>
-          <w:ilvl w:val="0"/>
-          <w:numId w:val="4"/>
-        </w:numPr>
-        <w:ind w:left="425" w:leftChars="0" w:hanging="425" w:firstLineChars="0"/>
-        <w:rPr>
-          <w:rFonts w:hint="default" w:ascii="宋体" w:hAnsi="宋体" w:cs="宋体"/>
-          <w:spacing w:val="-1"/>
-          <w:sz w:val="24"/>
-          <w:szCs w:val="24"/>
-          <w:lang w:val="en-US" w:eastAsia="zh-CN"/>
-        </w:rPr>
-      </w:pPr>
-      <w:r>
-        <w:rPr>
-          <w:rFonts w:hint="default" w:ascii="宋体" w:hAnsi="宋体" w:cs="宋体"/>
-          <w:spacing w:val="-1"/>
-          <w:sz w:val="24"/>
-          <w:szCs w:val="24"/>
-          <w:lang w:val="en-US" w:eastAsia="zh-CN"/>
-        </w:rPr>
-        <w:t>评估各过程执行的有效性和规范性</w:t>
-      </w:r>
-    </w:p>
-    <w:p>
-      <w:pPr>
-        <w:widowControl w:val="0"/>
-        <w:numPr>
-          <w:ilvl w:val="0"/>
-          <w:numId w:val="4"/>
-        </w:numPr>
-        <w:ind w:left="425" w:leftChars="0" w:hanging="425" w:firstLineChars="0"/>
-        <w:rPr>
-          <w:rFonts w:hint="default" w:ascii="宋体" w:hAnsi="宋体" w:cs="宋体"/>
-          <w:spacing w:val="-1"/>
-          <w:sz w:val="24"/>
-          <w:szCs w:val="24"/>
-          <w:lang w:val="en-US" w:eastAsia="zh-CN"/>
-        </w:rPr>
-      </w:pPr>
-      <w:r>
-        <w:rPr>
-          <w:rFonts w:hint="default" w:ascii="宋体" w:hAnsi="宋体" w:cs="宋体"/>
-          <w:spacing w:val="-1"/>
-          <w:sz w:val="24"/>
-          <w:szCs w:val="24"/>
-          <w:lang w:val="en-US" w:eastAsia="zh-CN"/>
-        </w:rPr>
-        <w:t>识别体系运行中存在的改进机会</w:t>
       </w:r>
     </w:p>
     <w:p>
@@ -2975,7 +4757,7 @@
         <w:keepLines w:val="0"/>
         <w:widowControl w:val="0"/>
       </w:pPr>
-      <w:bookmarkStart w:id="11" w:name="_Toc1754"/>
+      <w:bookmarkStart w:id="11" w:name="_Toc748"/>
       <w:r>
         <w:t>运维服务能力管理评审</w:t>
       </w:r>
@@ -3038,7 +4820,7 @@
         <w:keepLines w:val="0"/>
         <w:widowControl w:val="0"/>
       </w:pPr>
-      <w:bookmarkStart w:id="12" w:name="_Toc24930"/>
+      <w:bookmarkStart w:id="12" w:name="_Toc4681"/>
       <w:r>
         <w:t>客户满意度调查</w:t>
       </w:r>
@@ -3069,7 +4851,26 @@
           <w:sz w:val="24"/>
           <w:szCs w:val="24"/>
         </w:rPr>
-        <w:t>客户满意度调查工作由服务台和质量部组织完成，其中，服务台负责项目级客户满意度调查，质量部负责公司级客户满意度调查。客户满意度调查可采取邮件、问卷、电话、面谈等多种方式。至少进行一次公司级客户满意度调查，并进行汇总分析。</w:t>
+        <w:t>客户满意度调查工作由服务台和质量部组织完成，其中，服务台负责项目级客户满意度调查，质量部负责公司级客户满意度调查。客户满意度调查可采取邮件、问卷、电话、面谈等多种方式。</w:t>
+      </w:r>
+      <w:r>
+        <w:rPr>
+          <w:rFonts w:hint="eastAsia" w:ascii="宋体" w:hAnsi="宋体" w:cs="宋体"/>
+          <w:spacing w:val="-1"/>
+          <w:sz w:val="24"/>
+          <w:szCs w:val="24"/>
+          <w:lang w:eastAsia="zh-CN"/>
+        </w:rPr>
+        <w:t>2026</w:t>
+      </w:r>
+      <w:r>
+        <w:rPr>
+          <w:rFonts w:ascii="宋体" w:hAnsi="宋体" w:cs="宋体"/>
+          <w:spacing w:val="-1"/>
+          <w:sz w:val="24"/>
+          <w:szCs w:val="24"/>
+        </w:rPr>
+        <w:t>年至少进行一次公司级客户满意度调查，并进行汇总分析。</w:t>
       </w:r>
     </w:p>
     <w:p>
@@ -3091,6 +4892,491 @@
           <w:szCs w:val="24"/>
         </w:rPr>
         <w:t>项目级的客户满意度调查是对每个已解决的事件或问题在24小时内进行电话回访，确认工程师是否成功解决问题，了解客户对处理结果的满意度。</w:t>
+      </w:r>
+    </w:p>
+    <w:p>
+      <w:pPr>
+        <w:pStyle w:val="29"/>
+        <w:bidi w:val="0"/>
+        <w:rPr>
+          <w:rFonts w:hint="eastAsia"/>
+        </w:rPr>
+      </w:pPr>
+      <w:bookmarkStart w:id="13" w:name="_Toc27488"/>
+      <w:r>
+        <w:rPr>
+          <w:rFonts w:hint="eastAsia"/>
+        </w:rPr>
+        <w:t>KPI指标跟踪与预警</w:t>
+      </w:r>
+      <w:bookmarkEnd w:id="13"/>
+    </w:p>
+    <w:p>
+      <w:pPr>
+        <w:widowControl w:val="0"/>
+        <w:ind w:firstLine="476" w:firstLineChars="200"/>
+        <w:rPr>
+          <w:rFonts w:hint="eastAsia" w:ascii="宋体" w:hAnsi="宋体" w:cs="宋体"/>
+          <w:spacing w:val="-1"/>
+          <w:sz w:val="24"/>
+          <w:szCs w:val="24"/>
+        </w:rPr>
+      </w:pPr>
+      <w:r>
+        <w:rPr>
+          <w:rFonts w:hint="eastAsia" w:ascii="宋体" w:hAnsi="宋体" w:cs="宋体"/>
+          <w:spacing w:val="-1"/>
+          <w:sz w:val="24"/>
+          <w:szCs w:val="24"/>
+        </w:rPr>
+        <w:t>为保障《202</w:t>
+      </w:r>
+      <w:r>
+        <w:rPr>
+          <w:rFonts w:hint="eastAsia" w:ascii="宋体" w:hAnsi="宋体" w:cs="宋体"/>
+          <w:spacing w:val="-1"/>
+          <w:sz w:val="24"/>
+          <w:szCs w:val="24"/>
+          <w:lang w:val="en-US" w:eastAsia="zh-CN"/>
+        </w:rPr>
+        <w:t>6</w:t>
+      </w:r>
+      <w:r>
+        <w:rPr>
+          <w:rFonts w:hint="eastAsia" w:ascii="宋体" w:hAnsi="宋体" w:cs="宋体"/>
+          <w:spacing w:val="-1"/>
+          <w:sz w:val="24"/>
+          <w:szCs w:val="24"/>
+        </w:rPr>
+        <w:t>年度运维服务能力管理指标体系》中各项关键绩效指标（KPI）的达成，建立常态化跟踪机制，确保服务质量目标可测量、可追溯、可改进。</w:t>
+      </w:r>
+    </w:p>
+    <w:p>
+      <w:pPr>
+        <w:pStyle w:val="30"/>
+        <w:bidi w:val="0"/>
+        <w:rPr>
+          <w:rFonts w:hint="eastAsia"/>
+        </w:rPr>
+      </w:pPr>
+      <w:bookmarkStart w:id="14" w:name="_Toc25409"/>
+      <w:r>
+        <w:rPr>
+          <w:rFonts w:hint="eastAsia"/>
+        </w:rPr>
+        <w:t>跟踪频次与责任分工</w:t>
+      </w:r>
+      <w:bookmarkEnd w:id="14"/>
+    </w:p>
+    <w:p>
+      <w:pPr>
+        <w:widowControl w:val="0"/>
+        <w:ind w:firstLine="476" w:firstLineChars="200"/>
+        <w:rPr>
+          <w:rFonts w:hint="eastAsia" w:ascii="宋体" w:hAnsi="宋体" w:cs="宋体"/>
+          <w:spacing w:val="-1"/>
+          <w:sz w:val="24"/>
+          <w:szCs w:val="24"/>
+        </w:rPr>
+      </w:pPr>
+      <w:r>
+        <w:rPr>
+          <w:rFonts w:hint="eastAsia" w:ascii="宋体" w:hAnsi="宋体" w:cs="宋体"/>
+          <w:spacing w:val="-1"/>
+          <w:sz w:val="24"/>
+          <w:szCs w:val="24"/>
+        </w:rPr>
+        <w:t>人员类指标（招聘到岗率、培训达成率、考核合格率</w:t>
+      </w:r>
+      <w:r>
+        <w:rPr>
+          <w:rFonts w:hint="eastAsia" w:ascii="宋体" w:hAnsi="宋体" w:cs="宋体"/>
+          <w:spacing w:val="-1"/>
+          <w:sz w:val="24"/>
+          <w:szCs w:val="24"/>
+          <w:lang w:val="en-US" w:eastAsia="zh-CN"/>
+        </w:rPr>
+        <w:t>等</w:t>
+      </w:r>
+      <w:r>
+        <w:rPr>
+          <w:rFonts w:hint="eastAsia" w:ascii="宋体" w:hAnsi="宋体" w:cs="宋体"/>
+          <w:spacing w:val="-1"/>
+          <w:sz w:val="24"/>
+          <w:szCs w:val="24"/>
+        </w:rPr>
+        <w:t>）：跟踪频次为月度/季度，责任部门为综合部，数据来源为人员管理记录。</w:t>
+      </w:r>
+    </w:p>
+    <w:p>
+      <w:pPr>
+        <w:widowControl w:val="0"/>
+        <w:ind w:firstLine="476" w:firstLineChars="200"/>
+        <w:rPr>
+          <w:rFonts w:hint="eastAsia" w:ascii="宋体" w:hAnsi="宋体" w:cs="宋体"/>
+          <w:spacing w:val="-1"/>
+          <w:sz w:val="24"/>
+          <w:szCs w:val="24"/>
+        </w:rPr>
+      </w:pPr>
+      <w:r>
+        <w:rPr>
+          <w:rFonts w:hint="eastAsia" w:ascii="宋体" w:hAnsi="宋体" w:cs="宋体"/>
+          <w:spacing w:val="-1"/>
+          <w:sz w:val="24"/>
+          <w:szCs w:val="24"/>
+        </w:rPr>
+        <w:t>资源类指标（备件准确率、知识条目数、服务台录入完整</w:t>
+      </w:r>
+      <w:bookmarkStart w:id="19" w:name="_GoBack"/>
+      <w:r>
+        <w:rPr>
+          <w:rFonts w:hint="eastAsia" w:ascii="宋体" w:hAnsi="宋体" w:cs="宋体"/>
+          <w:spacing w:val="-1"/>
+          <w:sz w:val="24"/>
+          <w:szCs w:val="24"/>
+        </w:rPr>
+        <w:t>性</w:t>
+      </w:r>
+      <w:r>
+        <w:rPr>
+          <w:rFonts w:hint="eastAsia" w:ascii="宋体" w:hAnsi="宋体" w:cs="宋体"/>
+          <w:spacing w:val="-1"/>
+          <w:sz w:val="24"/>
+          <w:szCs w:val="24"/>
+          <w:lang w:eastAsia="zh-CN"/>
+        </w:rPr>
+        <w:t>、</w:t>
+      </w:r>
+      <w:r>
+        <w:rPr>
+          <w:rFonts w:hint="eastAsia" w:ascii="宋体" w:hAnsi="宋体" w:cs="宋体"/>
+          <w:spacing w:val="-1"/>
+          <w:sz w:val="24"/>
+          <w:szCs w:val="24"/>
+        </w:rPr>
+        <w:t>最终软件库版本正确率</w:t>
+      </w:r>
+      <w:r>
+        <w:rPr>
+          <w:rFonts w:hint="eastAsia" w:ascii="宋体" w:hAnsi="宋体" w:cs="宋体"/>
+          <w:spacing w:val="-1"/>
+          <w:sz w:val="24"/>
+          <w:szCs w:val="24"/>
+          <w:lang w:val="en-US" w:eastAsia="zh-CN"/>
+        </w:rPr>
+        <w:t>等</w:t>
+      </w:r>
+      <w:r>
+        <w:rPr>
+          <w:rFonts w:hint="eastAsia" w:ascii="宋体" w:hAnsi="宋体" w:cs="宋体"/>
+          <w:spacing w:val="-1"/>
+          <w:sz w:val="24"/>
+          <w:szCs w:val="24"/>
+        </w:rPr>
+        <w:t>）：跟踪频次为季度，责任部门为运维部，数据来源为备件库/知识库/服务台账。</w:t>
+      </w:r>
+      <w:bookmarkEnd w:id="19"/>
+    </w:p>
+    <w:p>
+      <w:pPr>
+        <w:widowControl w:val="0"/>
+        <w:ind w:firstLine="476" w:firstLineChars="200"/>
+        <w:rPr>
+          <w:rFonts w:hint="eastAsia" w:ascii="宋体" w:hAnsi="宋体" w:cs="宋体"/>
+          <w:spacing w:val="-1"/>
+          <w:sz w:val="24"/>
+          <w:szCs w:val="24"/>
+        </w:rPr>
+      </w:pPr>
+      <w:r>
+        <w:rPr>
+          <w:rFonts w:hint="eastAsia" w:ascii="宋体" w:hAnsi="宋体" w:cs="宋体"/>
+          <w:spacing w:val="-1"/>
+          <w:sz w:val="24"/>
+          <w:szCs w:val="24"/>
+        </w:rPr>
+        <w:t>过程类指标（SLA达成率、事件解决率、变功率、配置准确率</w:t>
+      </w:r>
+      <w:r>
+        <w:rPr>
+          <w:rFonts w:hint="eastAsia" w:ascii="宋体" w:hAnsi="宋体" w:cs="宋体"/>
+          <w:spacing w:val="-1"/>
+          <w:sz w:val="24"/>
+          <w:szCs w:val="24"/>
+          <w:lang w:val="en-US" w:eastAsia="zh-CN"/>
+        </w:rPr>
+        <w:t>等</w:t>
+      </w:r>
+      <w:r>
+        <w:rPr>
+          <w:rFonts w:hint="eastAsia" w:ascii="宋体" w:hAnsi="宋体" w:cs="宋体"/>
+          <w:spacing w:val="-1"/>
+          <w:sz w:val="24"/>
+          <w:szCs w:val="24"/>
+        </w:rPr>
+        <w:t>）：跟踪频次为月度/季度，责任部门为运维部，数据来源为运维管理工具/工单系统。</w:t>
+      </w:r>
+    </w:p>
+    <w:p>
+      <w:pPr>
+        <w:widowControl w:val="0"/>
+        <w:ind w:firstLine="476" w:firstLineChars="200"/>
+        <w:rPr>
+          <w:rFonts w:hint="eastAsia" w:ascii="宋体" w:hAnsi="宋体" w:cs="宋体"/>
+          <w:spacing w:val="-1"/>
+          <w:sz w:val="24"/>
+          <w:szCs w:val="24"/>
+        </w:rPr>
+      </w:pPr>
+      <w:r>
+        <w:rPr>
+          <w:rFonts w:hint="eastAsia" w:ascii="宋体" w:hAnsi="宋体" w:cs="宋体"/>
+          <w:spacing w:val="-1"/>
+          <w:sz w:val="24"/>
+          <w:szCs w:val="24"/>
+        </w:rPr>
+        <w:t>交付类指标（交付文档合规性）：跟踪频次为季度，责任部门为运维部，数据来源为项目验收记录。</w:t>
+      </w:r>
+    </w:p>
+    <w:p>
+      <w:pPr>
+        <w:widowControl w:val="0"/>
+        <w:ind w:firstLine="476" w:firstLineChars="200"/>
+        <w:rPr>
+          <w:rFonts w:hint="eastAsia" w:ascii="宋体" w:hAnsi="宋体" w:cs="宋体"/>
+          <w:spacing w:val="-1"/>
+          <w:sz w:val="24"/>
+          <w:szCs w:val="24"/>
+        </w:rPr>
+      </w:pPr>
+      <w:r>
+        <w:rPr>
+          <w:rFonts w:hint="eastAsia" w:ascii="宋体" w:hAnsi="宋体" w:cs="宋体"/>
+          <w:spacing w:val="-1"/>
+          <w:sz w:val="24"/>
+          <w:szCs w:val="24"/>
+        </w:rPr>
+        <w:t>应急类指标（应急演练次数）：跟踪频次为半年，责任部门为运维部，数据来源为演练记录。</w:t>
+      </w:r>
+    </w:p>
+    <w:p>
+      <w:pPr>
+        <w:widowControl w:val="0"/>
+        <w:ind w:firstLine="476" w:firstLineChars="200"/>
+        <w:rPr>
+          <w:rFonts w:hint="eastAsia" w:ascii="宋体" w:hAnsi="宋体" w:cs="宋体"/>
+          <w:spacing w:val="-1"/>
+          <w:sz w:val="24"/>
+          <w:szCs w:val="24"/>
+        </w:rPr>
+      </w:pPr>
+      <w:r>
+        <w:rPr>
+          <w:rFonts w:hint="eastAsia" w:ascii="宋体" w:hAnsi="宋体" w:cs="宋体"/>
+          <w:spacing w:val="-1"/>
+          <w:sz w:val="24"/>
+          <w:szCs w:val="24"/>
+        </w:rPr>
+        <w:t>质量类指标（客户满意度平均分、内审/管评次数）：跟踪频次为年度，责任部门为质量部，数据来源为满意度报告/内审管评报告。</w:t>
+      </w:r>
+    </w:p>
+    <w:p>
+      <w:pPr>
+        <w:pStyle w:val="30"/>
+        <w:bidi w:val="0"/>
+        <w:rPr>
+          <w:rFonts w:hint="eastAsia"/>
+        </w:rPr>
+      </w:pPr>
+      <w:bookmarkStart w:id="15" w:name="_Toc26656"/>
+      <w:r>
+        <w:rPr>
+          <w:rFonts w:hint="eastAsia"/>
+        </w:rPr>
+        <w:t>数据收集与核实</w:t>
+      </w:r>
+      <w:bookmarkEnd w:id="15"/>
+    </w:p>
+    <w:p>
+      <w:pPr>
+        <w:widowControl w:val="0"/>
+        <w:ind w:firstLine="476" w:firstLineChars="200"/>
+        <w:rPr>
+          <w:rFonts w:hint="eastAsia" w:ascii="宋体" w:hAnsi="宋体" w:cs="宋体"/>
+          <w:spacing w:val="-1"/>
+          <w:sz w:val="24"/>
+          <w:szCs w:val="24"/>
+        </w:rPr>
+      </w:pPr>
+      <w:r>
+        <w:rPr>
+          <w:rFonts w:hint="eastAsia" w:ascii="宋体" w:hAnsi="宋体" w:cs="宋体"/>
+          <w:spacing w:val="-1"/>
+          <w:sz w:val="24"/>
+          <w:szCs w:val="24"/>
+        </w:rPr>
+        <w:t>(1) 数据报送：各责任部门按跟踪频度要求，在规定时间内向质量部报送指标数据及支撑材料，确保数据真实、准确、可追溯。</w:t>
+      </w:r>
+    </w:p>
+    <w:p>
+      <w:pPr>
+        <w:widowControl w:val="0"/>
+        <w:ind w:firstLine="476" w:firstLineChars="200"/>
+        <w:rPr>
+          <w:rFonts w:hint="eastAsia" w:ascii="宋体" w:hAnsi="宋体" w:cs="宋体"/>
+          <w:spacing w:val="-1"/>
+          <w:sz w:val="24"/>
+          <w:szCs w:val="24"/>
+        </w:rPr>
+      </w:pPr>
+      <w:r>
+        <w:rPr>
+          <w:rFonts w:hint="eastAsia" w:ascii="宋体" w:hAnsi="宋体" w:cs="宋体"/>
+          <w:spacing w:val="-1"/>
+          <w:sz w:val="24"/>
+          <w:szCs w:val="24"/>
+        </w:rPr>
+        <w:t>(2) 数据核实：质量部对报送数据进行逻辑校验和抽样复核，识别异常数据或未达标指标，必要时追溯原始记录。</w:t>
+      </w:r>
+    </w:p>
+    <w:p>
+      <w:pPr>
+        <w:widowControl w:val="0"/>
+        <w:ind w:firstLine="476" w:firstLineChars="200"/>
+        <w:rPr>
+          <w:rFonts w:hint="eastAsia" w:ascii="宋体" w:hAnsi="宋体" w:cs="宋体"/>
+          <w:spacing w:val="-1"/>
+          <w:sz w:val="24"/>
+          <w:szCs w:val="24"/>
+        </w:rPr>
+      </w:pPr>
+      <w:r>
+        <w:rPr>
+          <w:rFonts w:hint="eastAsia" w:ascii="宋体" w:hAnsi="宋体" w:cs="宋体"/>
+          <w:spacing w:val="-1"/>
+          <w:sz w:val="24"/>
+          <w:szCs w:val="24"/>
+        </w:rPr>
+        <w:t>(3) 台账管理：质量部建立《KPI数据收集台账》，记录各项指标的达成情况、趋势变化和异常说明。</w:t>
+      </w:r>
+    </w:p>
+    <w:p>
+      <w:pPr>
+        <w:pStyle w:val="30"/>
+        <w:bidi w:val="0"/>
+        <w:rPr>
+          <w:rFonts w:hint="eastAsia"/>
+        </w:rPr>
+      </w:pPr>
+      <w:bookmarkStart w:id="16" w:name="_Toc29228"/>
+      <w:r>
+        <w:rPr>
+          <w:rFonts w:hint="eastAsia"/>
+        </w:rPr>
+        <w:t>预警与改进机制</w:t>
+      </w:r>
+      <w:bookmarkEnd w:id="16"/>
+    </w:p>
+    <w:p>
+      <w:pPr>
+        <w:widowControl w:val="0"/>
+        <w:ind w:firstLine="476" w:firstLineChars="200"/>
+        <w:rPr>
+          <w:rFonts w:hint="eastAsia" w:ascii="宋体" w:hAnsi="宋体" w:cs="宋体"/>
+          <w:spacing w:val="-1"/>
+          <w:sz w:val="24"/>
+          <w:szCs w:val="24"/>
+        </w:rPr>
+      </w:pPr>
+      <w:r>
+        <w:rPr>
+          <w:rFonts w:hint="eastAsia" w:ascii="宋体" w:hAnsi="宋体" w:cs="宋体"/>
+          <w:spacing w:val="-1"/>
+          <w:sz w:val="24"/>
+          <w:szCs w:val="24"/>
+        </w:rPr>
+        <w:t>(1) 预警触发条件：当关键KPI指标连续两个月低于目标值90%时，或单项指标低于目标值80%时，触发预警机制。</w:t>
+      </w:r>
+    </w:p>
+    <w:p>
+      <w:pPr>
+        <w:widowControl w:val="0"/>
+        <w:ind w:firstLine="476" w:firstLineChars="200"/>
+        <w:rPr>
+          <w:rFonts w:hint="eastAsia" w:ascii="宋体" w:hAnsi="宋体" w:cs="宋体"/>
+          <w:spacing w:val="-1"/>
+          <w:sz w:val="24"/>
+          <w:szCs w:val="24"/>
+        </w:rPr>
+      </w:pPr>
+      <w:r>
+        <w:rPr>
+          <w:rFonts w:hint="eastAsia" w:ascii="宋体" w:hAnsi="宋体" w:cs="宋体"/>
+          <w:spacing w:val="-1"/>
+          <w:sz w:val="24"/>
+          <w:szCs w:val="24"/>
+        </w:rPr>
+        <w:t>(2) 预警处理流程：质量部向责任部门发出《KPI预警通知单》，责任部门在5个工作日内分析原因、制定改进措施，质量部跟踪改进措施的落实情况并验证改进效果。</w:t>
+      </w:r>
+    </w:p>
+    <w:p>
+      <w:pPr>
+        <w:widowControl w:val="0"/>
+        <w:ind w:firstLine="476" w:firstLineChars="200"/>
+        <w:rPr>
+          <w:rFonts w:hint="eastAsia" w:ascii="宋体" w:hAnsi="宋体" w:cs="宋体"/>
+          <w:spacing w:val="-1"/>
+          <w:sz w:val="24"/>
+          <w:szCs w:val="24"/>
+        </w:rPr>
+      </w:pPr>
+      <w:r>
+        <w:rPr>
+          <w:rFonts w:hint="eastAsia" w:ascii="宋体" w:hAnsi="宋体" w:cs="宋体"/>
+          <w:spacing w:val="-1"/>
+          <w:sz w:val="24"/>
+          <w:szCs w:val="24"/>
+        </w:rPr>
+        <w:t>(3) 季度回顾：每季度召开质量分析会，回顾KPI指标达成情况，对未达标项进行根因分析，形成《季度KPI监控报告》，将改进事项纳入质量改进跟踪台账。</w:t>
+      </w:r>
+    </w:p>
+    <w:p>
+      <w:pPr>
+        <w:pStyle w:val="30"/>
+        <w:bidi w:val="0"/>
+        <w:rPr>
+          <w:rFonts w:hint="eastAsia"/>
+        </w:rPr>
+      </w:pPr>
+      <w:bookmarkStart w:id="17" w:name="_Toc12153"/>
+      <w:r>
+        <w:rPr>
+          <w:rFonts w:hint="eastAsia"/>
+        </w:rPr>
+        <w:t>与质量报告的衔接</w:t>
+      </w:r>
+      <w:bookmarkEnd w:id="17"/>
+    </w:p>
+    <w:p>
+      <w:pPr>
+        <w:widowControl w:val="0"/>
+        <w:ind w:firstLine="476" w:firstLineChars="200"/>
+        <w:rPr>
+          <w:rFonts w:ascii="宋体" w:hAnsi="宋体" w:cs="宋体"/>
+          <w:spacing w:val="-1"/>
+          <w:sz w:val="24"/>
+          <w:szCs w:val="24"/>
+        </w:rPr>
+      </w:pPr>
+      <w:r>
+        <w:rPr>
+          <w:rFonts w:hint="eastAsia" w:ascii="宋体" w:hAnsi="宋体" w:cs="宋体"/>
+          <w:spacing w:val="-1"/>
+          <w:sz w:val="24"/>
+          <w:szCs w:val="24"/>
+        </w:rPr>
+        <w:t>年度运维服务质量管理报告必须包含以下KPI相关内容：各项KPI指标的年度达成情况汇总、未达标指标的原因分析、针对性改进措施及责任分工、下一年度KPI目标调整建议。</w:t>
       </w:r>
     </w:p>
     <w:p>
@@ -3103,7 +5389,7 @@
           <w:lang w:eastAsia="zh-CN"/>
         </w:rPr>
       </w:pPr>
-      <w:bookmarkStart w:id="13" w:name="_Toc13988"/>
+      <w:bookmarkStart w:id="18" w:name="_Toc13555"/>
       <w:r>
         <w:rPr>
           <w:rFonts w:hint="eastAsia"/>
@@ -3111,22 +5397,48 @@
         </w:rPr>
         <w:t>运维服务质量总结、改进</w:t>
       </w:r>
-      <w:bookmarkEnd w:id="13"/>
+      <w:bookmarkEnd w:id="18"/>
     </w:p>
     <w:p>
       <w:pPr>
         <w:widowControl w:val="0"/>
         <w:ind w:firstLine="476" w:firstLineChars="200"/>
         <w:rPr>
+          <w:rFonts w:ascii="宋体" w:hAnsi="宋体" w:cs="宋体"/>
+          <w:spacing w:val="-1"/>
+          <w:sz w:val="24"/>
+          <w:szCs w:val="24"/>
+          <w:lang w:eastAsia="zh-CN"/>
+        </w:rPr>
+      </w:pPr>
+      <w:r>
+        <w:rPr>
+          <w:rFonts w:ascii="宋体" w:hAnsi="宋体" w:cs="宋体"/>
+          <w:spacing w:val="-1"/>
+          <w:sz w:val="24"/>
+          <w:szCs w:val="24"/>
+        </w:rPr>
+        <w:t>通过实施</w:t>
+      </w:r>
+      <w:r>
+        <w:rPr>
           <w:rFonts w:hint="eastAsia" w:ascii="宋体" w:hAnsi="宋体" w:cs="宋体"/>
           <w:spacing w:val="-1"/>
           <w:sz w:val="24"/>
           <w:szCs w:val="24"/>
           <w:lang w:eastAsia="zh-CN"/>
         </w:rPr>
-      </w:pPr>
-      <w:bookmarkStart w:id="14" w:name="_GoBack"/>
-      <w:bookmarkEnd w:id="14"/>
+        <w:t>内部审核</w:t>
+      </w:r>
+      <w:r>
+        <w:rPr>
+          <w:rFonts w:ascii="宋体" w:hAnsi="宋体" w:cs="宋体"/>
+          <w:spacing w:val="-1"/>
+          <w:sz w:val="24"/>
+          <w:szCs w:val="24"/>
+        </w:rPr>
+        <w:t>、管理评审</w:t>
+      </w:r>
       <w:r>
         <w:rPr>
           <w:rFonts w:hint="eastAsia" w:ascii="宋体" w:hAnsi="宋体" w:cs="宋体"/>
@@ -3135,25 +5447,46 @@
           <w:szCs w:val="24"/>
           <w:lang w:eastAsia="zh-CN"/>
         </w:rPr>
-        <w:t>2026年质量改进重点方向：</w:t>
-      </w:r>
-    </w:p>
-    <w:p>
-      <w:pPr>
-        <w:widowControl w:val="0"/>
-        <w:numPr>
-          <w:ilvl w:val="0"/>
-          <w:numId w:val="5"/>
-        </w:numPr>
-        <w:ind w:left="425" w:leftChars="0" w:hanging="425" w:firstLineChars="0"/>
+        <w:t>、</w:t>
+      </w:r>
+      <w:r>
         <w:rPr>
           <w:rFonts w:hint="eastAsia" w:ascii="宋体" w:hAnsi="宋体" w:cs="宋体"/>
           <w:spacing w:val="-1"/>
           <w:sz w:val="24"/>
           <w:szCs w:val="24"/>
+          <w:lang w:val="en-US" w:eastAsia="zh-CN"/>
+        </w:rPr>
+        <w:t>KPI指标完成情况跟踪</w:t>
+      </w:r>
+      <w:r>
+        <w:rPr>
+          <w:rFonts w:ascii="宋体" w:hAnsi="宋体" w:cs="宋体"/>
+          <w:spacing w:val="-1"/>
+          <w:sz w:val="24"/>
+          <w:szCs w:val="24"/>
+        </w:rPr>
+        <w:t>和客户满意度调查进行系统考核，综合分析发现的问题</w:t>
+      </w:r>
+      <w:r>
+        <w:rPr>
+          <w:rFonts w:hint="eastAsia" w:ascii="宋体" w:hAnsi="宋体" w:cs="宋体"/>
+          <w:spacing w:val="-1"/>
+          <w:sz w:val="24"/>
+          <w:szCs w:val="24"/>
           <w:lang w:eastAsia="zh-CN"/>
         </w:rPr>
-      </w:pPr>
+        <w:t>并</w:t>
+      </w:r>
+      <w:r>
+        <w:rPr>
+          <w:rFonts w:ascii="宋体" w:hAnsi="宋体" w:cs="宋体"/>
+          <w:spacing w:val="-1"/>
+          <w:sz w:val="24"/>
+          <w:szCs w:val="24"/>
+        </w:rPr>
+        <w:t>反馈，以此驱动运维服务流程的持续优化与服务质量的有效改进</w:t>
+      </w:r>
       <w:r>
         <w:rPr>
           <w:rFonts w:hint="eastAsia" w:ascii="宋体" w:hAnsi="宋体" w:cs="宋体"/>
@@ -3162,61 +5495,16 @@
           <w:szCs w:val="24"/>
           <w:lang w:eastAsia="zh-CN"/>
         </w:rPr>
-        <w:t>服务知识管理改进：针对2025年内审发现的服务知识评审记录缺失问题，2026年将加强服务知识评审工作的规范化和记录管理，确保每次知识评审都有完整的评审记录。</w:t>
-      </w:r>
-    </w:p>
-    <w:p>
-      <w:pPr>
-        <w:widowControl w:val="0"/>
-        <w:numPr>
-          <w:ilvl w:val="0"/>
-          <w:numId w:val="5"/>
-        </w:numPr>
-        <w:ind w:left="425" w:leftChars="0" w:hanging="425" w:firstLineChars="0"/>
-        <w:rPr>
-          <w:rFonts w:hint="eastAsia" w:ascii="宋体" w:hAnsi="宋体" w:cs="宋体"/>
-          <w:spacing w:val="-1"/>
-          <w:sz w:val="24"/>
-          <w:szCs w:val="24"/>
-          <w:lang w:eastAsia="zh-CN"/>
-        </w:rPr>
-      </w:pPr>
-      <w:r>
-        <w:rPr>
-          <w:rFonts w:hint="eastAsia" w:ascii="宋体" w:hAnsi="宋体" w:cs="宋体"/>
-          <w:spacing w:val="-1"/>
-          <w:sz w:val="24"/>
-          <w:szCs w:val="24"/>
-          <w:lang w:eastAsia="zh-CN"/>
-        </w:rPr>
-        <w:t>服务台服务质量提升：针对2025年客户满意度调查中反映的服务台用语不规范问题，2026年将加强服务台人员培训，规范服务用语，提升客户体验。</w:t>
-      </w:r>
-    </w:p>
-    <w:p>
-      <w:pPr>
-        <w:widowControl w:val="0"/>
-        <w:numPr>
-          <w:ilvl w:val="0"/>
-          <w:numId w:val="5"/>
-        </w:numPr>
-        <w:ind w:left="425" w:leftChars="0" w:hanging="425" w:firstLineChars="0"/>
+        <w:t>，提高客户满意度</w:t>
+      </w:r>
+      <w:r>
         <w:rPr>
           <w:rFonts w:ascii="宋体" w:hAnsi="宋体" w:cs="宋体"/>
           <w:spacing w:val="-1"/>
           <w:sz w:val="24"/>
           <w:szCs w:val="24"/>
-          <w:lang w:eastAsia="zh-CN"/>
-        </w:rPr>
-      </w:pPr>
-      <w:r>
-        <w:rPr>
-          <w:rFonts w:hint="eastAsia" w:ascii="宋体" w:hAnsi="宋体" w:cs="宋体"/>
-          <w:spacing w:val="-1"/>
-          <w:sz w:val="24"/>
-          <w:szCs w:val="24"/>
-          <w:lang w:eastAsia="zh-CN"/>
-        </w:rPr>
-        <w:t>过程执行规范性提升：加强对各过程执行情况的监督检查，确保服务过程记录完整、可追溯。</w:t>
+        </w:rPr>
+        <w:t>。</w:t>
       </w:r>
     </w:p>
     <w:sectPr>
@@ -3428,40 +5716,6 @@
     </w:lvl>
   </w:abstractNum>
   <w:abstractNum w:abstractNumId="1">
-    <w:nsid w:val="DAA9FCCD"/>
-    <w:multiLevelType w:val="singleLevel"/>
-    <w:tmpl w:val="DAA9FCCD"/>
-    <w:lvl w:ilvl="0" w:tentative="0">
-      <w:start w:val="1"/>
-      <w:numFmt w:val="bullet"/>
-      <w:lvlText w:val=""/>
-      <w:lvlJc w:val="left"/>
-      <w:pPr>
-        <w:ind w:left="420" w:hanging="420"/>
-      </w:pPr>
-      <w:rPr>
-        <w:rFonts w:hint="default" w:ascii="Wingdings" w:hAnsi="Wingdings"/>
-      </w:rPr>
-    </w:lvl>
-  </w:abstractNum>
-  <w:abstractNum w:abstractNumId="2">
-    <w:nsid w:val="E117370A"/>
-    <w:multiLevelType w:val="singleLevel"/>
-    <w:tmpl w:val="E117370A"/>
-    <w:lvl w:ilvl="0" w:tentative="0">
-      <w:start w:val="1"/>
-      <w:numFmt w:val="decimal"/>
-      <w:lvlText w:val="%1."/>
-      <w:lvlJc w:val="left"/>
-      <w:pPr>
-        <w:ind w:left="425" w:hanging="425"/>
-      </w:pPr>
-      <w:rPr>
-        <w:rFonts w:hint="default"/>
-      </w:rPr>
-    </w:lvl>
-  </w:abstractNum>
-  <w:abstractNum w:abstractNumId="3">
     <w:nsid w:val="FDFBCE76"/>
     <w:multiLevelType w:val="singleLevel"/>
     <w:tmpl w:val="FDFBCE76"/>
@@ -3469,23 +5723,6 @@
       <w:start w:val="1"/>
       <w:numFmt w:val="decimal"/>
       <w:lvlText w:val="(%1)"/>
-      <w:lvlJc w:val="left"/>
-      <w:pPr>
-        <w:ind w:left="425" w:hanging="425"/>
-      </w:pPr>
-      <w:rPr>
-        <w:rFonts w:hint="default"/>
-      </w:rPr>
-    </w:lvl>
-  </w:abstractNum>
-  <w:abstractNum w:abstractNumId="4">
-    <w:nsid w:val="06BDD1A7"/>
-    <w:multiLevelType w:val="singleLevel"/>
-    <w:tmpl w:val="06BDD1A7"/>
-    <w:lvl w:ilvl="0" w:tentative="0">
-      <w:start w:val="1"/>
-      <w:numFmt w:val="decimal"/>
-      <w:lvlText w:val="%1."/>
       <w:lvlJc w:val="left"/>
       <w:pPr>
         <w:ind w:left="425" w:hanging="425"/>
@@ -3499,16 +5736,7 @@
     <w:abstractNumId w:val="0"/>
   </w:num>
   <w:num w:numId="2">
-    <w:abstractNumId w:val="3"/>
-  </w:num>
-  <w:num w:numId="3">
     <w:abstractNumId w:val="1"/>
-  </w:num>
-  <w:num w:numId="4">
-    <w:abstractNumId w:val="4"/>
-  </w:num>
-  <w:num w:numId="5">
-    <w:abstractNumId w:val="2"/>
   </w:num>
 </w:numbering>
 </file>
